--- a/GoalBasedJournalArticle.docx
+++ b/GoalBasedJournalArticle.docx
@@ -174,7 +174,7 @@
           <w:sz w:val="24"/>
           <w:szCs w:val="24"/>
         </w:rPr>
-        <w:t xml:space="preserve"> can accommodate asymmetrical and “fat-tailed” distributions, such as alternative investments.</w:t>
+        <w:t xml:space="preserve"> can accommodate asymmetrical</w:t>
       </w:r>
       <w:r>
         <w:rPr>
@@ -182,6 +182,22 @@
           <w:sz w:val="24"/>
           <w:szCs w:val="24"/>
         </w:rPr>
+        <w:t xml:space="preserve"> and “fat-tailed” distributions</w:t>
+      </w:r>
+      <w:r>
+        <w:rPr>
+          <w:rFonts w:ascii="Times New Roman" w:hAnsi="Times New Roman" w:cs="Times New Roman"/>
+          <w:sz w:val="24"/>
+          <w:szCs w:val="24"/>
+        </w:rPr>
+        <w:t>.</w:t>
+      </w:r>
+      <w:r>
+        <w:rPr>
+          <w:rFonts w:ascii="Times New Roman" w:hAnsi="Times New Roman" w:cs="Times New Roman"/>
+          <w:sz w:val="24"/>
+          <w:szCs w:val="24"/>
+        </w:rPr>
         <w:t xml:space="preserve"> </w:t>
       </w:r>
       <w:r>
@@ -286,7 +302,7 @@
           <w:sz w:val="24"/>
           <w:szCs w:val="24"/>
         </w:rPr>
-        <w:t xml:space="preserve"> and demonstrate</w:t>
+        <w:t xml:space="preserve"> and</w:t>
       </w:r>
       <w:r>
         <w:rPr>
@@ -294,6 +310,30 @@
           <w:sz w:val="24"/>
           <w:szCs w:val="24"/>
         </w:rPr>
+        <w:t xml:space="preserve"> </w:t>
+      </w:r>
+      <w:r>
+        <w:rPr>
+          <w:rFonts w:ascii="Times New Roman" w:hAnsi="Times New Roman" w:cs="Times New Roman"/>
+          <w:sz w:val="24"/>
+          <w:szCs w:val="24"/>
+        </w:rPr>
+        <w:t>intuitively and transparently</w:t>
+      </w:r>
+      <w:r>
+        <w:rPr>
+          <w:rFonts w:ascii="Times New Roman" w:hAnsi="Times New Roman" w:cs="Times New Roman"/>
+          <w:sz w:val="24"/>
+          <w:szCs w:val="24"/>
+        </w:rPr>
+        <w:t xml:space="preserve"> demonstrate</w:t>
+      </w:r>
+      <w:r>
+        <w:rPr>
+          <w:rFonts w:ascii="Times New Roman" w:hAnsi="Times New Roman" w:cs="Times New Roman"/>
+          <w:sz w:val="24"/>
+          <w:szCs w:val="24"/>
+        </w:rPr>
         <w:t>s</w:t>
       </w:r>
       <w:r>
@@ -310,7 +350,7 @@
           <w:sz w:val="24"/>
           <w:szCs w:val="24"/>
         </w:rPr>
-        <w:t xml:space="preserve"> behind investment forecasts intuitively and transparently</w:t>
+        <w:t xml:space="preserve"> behind investment forecasts</w:t>
       </w:r>
       <w:r>
         <w:rPr>
@@ -350,7 +390,7 @@
           <w:sz w:val="24"/>
           <w:szCs w:val="24"/>
         </w:rPr>
-        <w:t xml:space="preserve"> approach to modeling a single portfolio</w:t>
+        <w:t xml:space="preserve"> approac</w:t>
       </w:r>
       <w:r>
         <w:rPr>
@@ -358,7 +398,7 @@
           <w:sz w:val="24"/>
           <w:szCs w:val="24"/>
         </w:rPr>
-        <w:t xml:space="preserve"> or asset</w:t>
+        <w:t>h</w:t>
       </w:r>
       <w:r>
         <w:rPr>
@@ -382,7 +422,23 @@
           <w:sz w:val="24"/>
           <w:szCs w:val="24"/>
         </w:rPr>
-        <w:t>investors and wealth managers than MPT.</w:t>
+        <w:t>investors and wealth managers than MPT</w:t>
+      </w:r>
+      <w:r>
+        <w:rPr>
+          <w:rFonts w:ascii="Times New Roman" w:eastAsiaTheme="minorEastAsia" w:hAnsi="Times New Roman" w:cs="Times New Roman"/>
+          <w:sz w:val="24"/>
+          <w:szCs w:val="24"/>
+        </w:rPr>
+        <w:t xml:space="preserve"> alone</w:t>
+      </w:r>
+      <w:r>
+        <w:rPr>
+          <w:rFonts w:ascii="Times New Roman" w:eastAsiaTheme="minorEastAsia" w:hAnsi="Times New Roman" w:cs="Times New Roman"/>
+          <w:sz w:val="24"/>
+          <w:szCs w:val="24"/>
+        </w:rPr>
+        <w:t>.</w:t>
       </w:r>
     </w:p>
     <w:p>
@@ -418,7 +474,15 @@
           <w:sz w:val="24"/>
           <w:szCs w:val="24"/>
         </w:rPr>
-        <w:t xml:space="preserve">This article focuses on </w:t>
+        <w:t>This paper</w:t>
+      </w:r>
+      <w:r>
+        <w:rPr>
+          <w:rFonts w:ascii="Times New Roman" w:eastAsiaTheme="minorEastAsia" w:hAnsi="Times New Roman" w:cs="Times New Roman"/>
+          <w:sz w:val="24"/>
+          <w:szCs w:val="24"/>
+        </w:rPr>
+        <w:t xml:space="preserve"> focuses on </w:t>
       </w:r>
       <w:r>
         <w:rPr>
@@ -450,47 +514,55 @@
           <w:sz w:val="24"/>
           <w:szCs w:val="24"/>
         </w:rPr>
-        <w:t>First, i</w:t>
-      </w:r>
-      <w:r>
-        <w:rPr>
-          <w:rFonts w:ascii="Times New Roman" w:eastAsiaTheme="minorEastAsia" w:hAnsi="Times New Roman" w:cs="Times New Roman"/>
-          <w:sz w:val="24"/>
-          <w:szCs w:val="24"/>
-        </w:rPr>
-        <w:t>t aims to demonstrate that the de</w:t>
-      </w:r>
-      <w:r>
-        <w:rPr>
-          <w:rFonts w:ascii="Times New Roman" w:eastAsiaTheme="minorEastAsia" w:hAnsi="Times New Roman" w:cs="Times New Roman"/>
-          <w:sz w:val="24"/>
-          <w:szCs w:val="24"/>
-        </w:rPr>
-        <w:t xml:space="preserve">finition of investment risk as </w:t>
-      </w:r>
-      <w:r>
-        <w:rPr>
-          <w:rFonts w:ascii="Times New Roman" w:eastAsiaTheme="minorEastAsia" w:hAnsi="Times New Roman" w:cs="Times New Roman"/>
-          <w:sz w:val="24"/>
-          <w:szCs w:val="24"/>
-        </w:rPr>
-        <w:t xml:space="preserve">the probability of </w:t>
-      </w:r>
-      <w:r>
-        <w:rPr>
-          <w:rFonts w:ascii="Times New Roman" w:eastAsiaTheme="minorEastAsia" w:hAnsi="Times New Roman" w:cs="Times New Roman"/>
-          <w:sz w:val="24"/>
-          <w:szCs w:val="24"/>
-        </w:rPr>
-        <w:t>an investor not reaching a goal</w:t>
-      </w:r>
-      <w:r>
-        <w:rPr>
-          <w:rFonts w:ascii="Times New Roman" w:eastAsiaTheme="minorEastAsia" w:hAnsi="Times New Roman" w:cs="Times New Roman"/>
-          <w:sz w:val="24"/>
-          <w:szCs w:val="24"/>
-        </w:rPr>
-        <w:t xml:space="preserve"> captures more information than volatility. Specifica</w:t>
+        <w:t xml:space="preserve">GBI defines risk </w:t>
+      </w:r>
+      <w:r>
+        <w:rPr>
+          <w:rFonts w:ascii="Times New Roman" w:eastAsiaTheme="minorEastAsia" w:hAnsi="Times New Roman" w:cs="Times New Roman"/>
+          <w:sz w:val="24"/>
+          <w:szCs w:val="24"/>
+        </w:rPr>
+        <w:t>as the probability of an investor not reaching a goal</w:t>
+      </w:r>
+      <w:r>
+        <w:rPr>
+          <w:rFonts w:ascii="Times New Roman" w:eastAsiaTheme="minorEastAsia" w:hAnsi="Times New Roman" w:cs="Times New Roman"/>
+          <w:sz w:val="24"/>
+          <w:szCs w:val="24"/>
+        </w:rPr>
+        <w:t>. First, this article</w:t>
+      </w:r>
+      <w:r>
+        <w:rPr>
+          <w:rFonts w:ascii="Times New Roman" w:eastAsiaTheme="minorEastAsia" w:hAnsi="Times New Roman" w:cs="Times New Roman"/>
+          <w:sz w:val="24"/>
+          <w:szCs w:val="24"/>
+        </w:rPr>
+        <w:t xml:space="preserve"> aims to </w:t>
+      </w:r>
+      <w:r>
+        <w:rPr>
+          <w:rFonts w:ascii="Times New Roman" w:eastAsiaTheme="minorEastAsia" w:hAnsi="Times New Roman" w:cs="Times New Roman"/>
+          <w:sz w:val="24"/>
+          <w:szCs w:val="24"/>
+        </w:rPr>
+        <w:t>demonstrate that this definition</w:t>
+      </w:r>
+      <w:r>
+        <w:rPr>
+          <w:rFonts w:ascii="Times New Roman" w:eastAsiaTheme="minorEastAsia" w:hAnsi="Times New Roman" w:cs="Times New Roman"/>
+          <w:sz w:val="24"/>
+          <w:szCs w:val="24"/>
+        </w:rPr>
+        <w:t xml:space="preserve"> of investment risk </w:t>
+      </w:r>
+      <w:r>
+        <w:rPr>
+          <w:rFonts w:ascii="Times New Roman" w:eastAsiaTheme="minorEastAsia" w:hAnsi="Times New Roman" w:cs="Times New Roman"/>
+          <w:sz w:val="24"/>
+          <w:szCs w:val="24"/>
+        </w:rPr>
+        <w:t>captures more information than volatility. Specifica</w:t>
       </w:r>
       <w:r>
         <w:rPr>
@@ -546,15 +618,7 @@
           <w:sz w:val="24"/>
           <w:szCs w:val="24"/>
         </w:rPr>
-        <w:t xml:space="preserve">“fat-tails”). Regarding the </w:t>
-      </w:r>
-      <w:r>
-        <w:rPr>
-          <w:rFonts w:ascii="Times New Roman" w:eastAsiaTheme="minorEastAsia" w:hAnsi="Times New Roman" w:cs="Times New Roman"/>
-          <w:sz w:val="24"/>
-          <w:szCs w:val="24"/>
-        </w:rPr>
-        <w:t>second</w:t>
+        <w:t>“fat-tails”). Regarding 2)</w:t>
       </w:r>
       <w:r>
         <w:rPr>
@@ -570,7 +634,23 @@
           <w:sz w:val="24"/>
           <w:szCs w:val="24"/>
         </w:rPr>
-        <w:t xml:space="preserve"> the risk of many types of investments that MPT could not, such as alternatives</w:t>
+        <w:t xml:space="preserve"> the risk of many more types of inve</w:t>
+      </w:r>
+      <w:r>
+        <w:rPr>
+          <w:rFonts w:ascii="Times New Roman" w:eastAsiaTheme="minorEastAsia" w:hAnsi="Times New Roman" w:cs="Times New Roman"/>
+          <w:sz w:val="24"/>
+          <w:szCs w:val="24"/>
+        </w:rPr>
+        <w:t>stments than Modern Portfolio Theory (MPT)</w:t>
+      </w:r>
+      <w:r>
+        <w:rPr>
+          <w:rFonts w:ascii="Times New Roman" w:eastAsiaTheme="minorEastAsia" w:hAnsi="Times New Roman" w:cs="Times New Roman"/>
+          <w:sz w:val="24"/>
+          <w:szCs w:val="24"/>
+        </w:rPr>
+        <w:t>, such as alternative investments</w:t>
       </w:r>
       <w:r>
         <w:rPr>
@@ -611,7 +691,15 @@
           <w:sz w:val="24"/>
           <w:szCs w:val="24"/>
         </w:rPr>
-        <w:t>Second, it presents a fictional narrative</w:t>
+        <w:t>Second, this paper</w:t>
+      </w:r>
+      <w:r>
+        <w:rPr>
+          <w:rFonts w:ascii="Times New Roman" w:eastAsiaTheme="minorEastAsia" w:hAnsi="Times New Roman" w:cs="Times New Roman"/>
+          <w:sz w:val="24"/>
+          <w:szCs w:val="24"/>
+        </w:rPr>
+        <w:t xml:space="preserve"> presents a fictional narrative</w:t>
       </w:r>
       <w:r>
         <w:rPr>
@@ -643,7 +731,55 @@
           <w:sz w:val="24"/>
           <w:szCs w:val="24"/>
         </w:rPr>
-        <w:t>GBI introduces more than a new risk metric. It shifts the focus of asset management from the portfolio to the client and is more intelligible and transparent than MPT. Investor goals are mapped to cash outflows and the probability of matching these outflows defines risk. These steps only require the investor and wealth manager to know basic financial and probabilistic concepts.</w:t>
+        <w:t>GBI introduces more than a new risk metric. It shifts the focus of asset management from the portfolio to the client</w:t>
+      </w:r>
+      <w:r>
+        <w:rPr>
+          <w:rFonts w:ascii="Times New Roman" w:eastAsiaTheme="minorEastAsia" w:hAnsi="Times New Roman" w:cs="Times New Roman"/>
+          <w:sz w:val="24"/>
+          <w:szCs w:val="24"/>
+        </w:rPr>
+        <w:t>,</w:t>
+      </w:r>
+      <w:r>
+        <w:rPr>
+          <w:rFonts w:ascii="Times New Roman" w:eastAsiaTheme="minorEastAsia" w:hAnsi="Times New Roman" w:cs="Times New Roman"/>
+          <w:sz w:val="24"/>
+          <w:szCs w:val="24"/>
+        </w:rPr>
+        <w:t xml:space="preserve"> and</w:t>
+      </w:r>
+      <w:r>
+        <w:rPr>
+          <w:rFonts w:ascii="Times New Roman" w:eastAsiaTheme="minorEastAsia" w:hAnsi="Times New Roman" w:cs="Times New Roman"/>
+          <w:sz w:val="24"/>
+          <w:szCs w:val="24"/>
+        </w:rPr>
+        <w:t>, consequently,</w:t>
+      </w:r>
+      <w:r>
+        <w:rPr>
+          <w:rFonts w:ascii="Times New Roman" w:eastAsiaTheme="minorEastAsia" w:hAnsi="Times New Roman" w:cs="Times New Roman"/>
+          <w:sz w:val="24"/>
+          <w:szCs w:val="24"/>
+        </w:rPr>
+        <w:t xml:space="preserve"> is more intelligible and transparent than MPT. Investor goals are mapped to cash outflows and the probability of</w:t>
+      </w:r>
+      <w:r>
+        <w:rPr>
+          <w:rFonts w:ascii="Times New Roman" w:eastAsiaTheme="minorEastAsia" w:hAnsi="Times New Roman" w:cs="Times New Roman"/>
+          <w:sz w:val="24"/>
+          <w:szCs w:val="24"/>
+        </w:rPr>
+        <w:t xml:space="preserve"> not</w:t>
+      </w:r>
+      <w:r>
+        <w:rPr>
+          <w:rFonts w:ascii="Times New Roman" w:eastAsiaTheme="minorEastAsia" w:hAnsi="Times New Roman" w:cs="Times New Roman"/>
+          <w:sz w:val="24"/>
+          <w:szCs w:val="24"/>
+        </w:rPr>
+        <w:t xml:space="preserve"> matching these outflows defines risk. These steps only require the investor and wealth manager to know basic financial and probabilistic concepts.</w:t>
       </w:r>
       <w:r>
         <w:rPr>
@@ -659,7 +795,31 @@
           <w:sz w:val="24"/>
           <w:szCs w:val="24"/>
         </w:rPr>
-        <w:t>However, the wealth manager or investor must select an investment portfolio that defeases the outflows.</w:t>
+        <w:t>However, an investment portfolio must be</w:t>
+      </w:r>
+      <w:r>
+        <w:rPr>
+          <w:rFonts w:ascii="Times New Roman" w:eastAsiaTheme="minorEastAsia" w:hAnsi="Times New Roman" w:cs="Times New Roman"/>
+          <w:sz w:val="24"/>
+          <w:szCs w:val="24"/>
+        </w:rPr>
+        <w:t xml:space="preserve"> select</w:t>
+      </w:r>
+      <w:r>
+        <w:rPr>
+          <w:rFonts w:ascii="Times New Roman" w:eastAsiaTheme="minorEastAsia" w:hAnsi="Times New Roman" w:cs="Times New Roman"/>
+          <w:sz w:val="24"/>
+          <w:szCs w:val="24"/>
+        </w:rPr>
+        <w:t xml:space="preserve">ed </w:t>
+      </w:r>
+      <w:r>
+        <w:rPr>
+          <w:rFonts w:ascii="Times New Roman" w:eastAsiaTheme="minorEastAsia" w:hAnsi="Times New Roman" w:cs="Times New Roman"/>
+          <w:sz w:val="24"/>
+          <w:szCs w:val="24"/>
+        </w:rPr>
+        <w:t>that defeases the outflows.</w:t>
       </w:r>
       <w:r>
         <w:rPr>
@@ -733,78 +893,6 @@
           <w:szCs w:val="24"/>
         </w:rPr>
         <w:t xml:space="preserve"> limits GBI in reaching its full potential. </w:t>
-      </w:r>
-      <w:r>
-        <w:rPr>
-          <w:rFonts w:ascii="Times New Roman" w:eastAsiaTheme="minorEastAsia" w:hAnsi="Times New Roman" w:cs="Times New Roman"/>
-          <w:sz w:val="24"/>
-          <w:szCs w:val="24"/>
-        </w:rPr>
-        <w:t>The objective of the simulation framework is to only</w:t>
-      </w:r>
-      <w:r>
-        <w:rPr>
-          <w:rFonts w:ascii="Times New Roman" w:eastAsiaTheme="minorEastAsia" w:hAnsi="Times New Roman" w:cs="Times New Roman"/>
-          <w:sz w:val="24"/>
-          <w:szCs w:val="24"/>
-        </w:rPr>
-        <w:t xml:space="preserve"> require</w:t>
-      </w:r>
-      <w:r>
-        <w:rPr>
-          <w:rFonts w:ascii="Times New Roman" w:eastAsiaTheme="minorEastAsia" w:hAnsi="Times New Roman" w:cs="Times New Roman"/>
-          <w:sz w:val="24"/>
-          <w:szCs w:val="24"/>
-        </w:rPr>
-        <w:t xml:space="preserve"> </w:t>
-      </w:r>
-      <w:r>
-        <w:rPr>
-          <w:rFonts w:ascii="Times New Roman" w:eastAsiaTheme="minorEastAsia" w:hAnsi="Times New Roman" w:cs="Times New Roman"/>
-          <w:sz w:val="24"/>
-          <w:szCs w:val="24"/>
-        </w:rPr>
-        <w:t>the investor and wealth manager to know basic financial and probabilistic concepts</w:t>
-      </w:r>
-      <w:r>
-        <w:rPr>
-          <w:rFonts w:ascii="Times New Roman" w:eastAsiaTheme="minorEastAsia" w:hAnsi="Times New Roman" w:cs="Times New Roman"/>
-          <w:sz w:val="24"/>
-          <w:szCs w:val="24"/>
-        </w:rPr>
-        <w:t xml:space="preserve"> to understand</w:t>
-      </w:r>
-      <w:r>
-        <w:rPr>
-          <w:rFonts w:ascii="Times New Roman" w:eastAsiaTheme="minorEastAsia" w:hAnsi="Times New Roman" w:cs="Times New Roman"/>
-          <w:sz w:val="24"/>
-          <w:szCs w:val="24"/>
-        </w:rPr>
-        <w:t xml:space="preserve"> </w:t>
-      </w:r>
-      <w:r>
-        <w:rPr>
-          <w:rFonts w:ascii="Times New Roman" w:eastAsiaTheme="minorEastAsia" w:hAnsi="Times New Roman" w:cs="Times New Roman"/>
-          <w:sz w:val="24"/>
-          <w:szCs w:val="24"/>
-        </w:rPr>
-        <w:t>investment models</w:t>
-      </w:r>
-      <w:r>
-        <w:rPr>
-          <w:rFonts w:ascii="Times New Roman" w:eastAsiaTheme="minorEastAsia" w:hAnsi="Times New Roman" w:cs="Times New Roman"/>
-          <w:sz w:val="24"/>
-          <w:szCs w:val="24"/>
-        </w:rPr>
-        <w:t>.</w:t>
-      </w:r>
-      <w:r>
-        <w:rPr>
-          <w:rFonts w:ascii="Times New Roman" w:eastAsiaTheme="minorEastAsia" w:hAnsi="Times New Roman" w:cs="Times New Roman"/>
-          <w:sz w:val="24"/>
-          <w:szCs w:val="24"/>
-        </w:rPr>
-        <w:t xml:space="preserve"> </w:t>
       </w:r>
     </w:p>
     <w:p>
@@ -853,7 +941,23 @@
           <w:sz w:val="24"/>
           <w:szCs w:val="24"/>
         </w:rPr>
-        <w:t xml:space="preserve"> Consequently, the investment simulations are based a different abstraction: scenarios. Scenarios can be translated into narratives in plain language and</w:t>
+        <w:t xml:space="preserve"> Consequently, the investment simulations are based</w:t>
+      </w:r>
+      <w:r>
+        <w:rPr>
+          <w:rFonts w:ascii="Times New Roman" w:eastAsiaTheme="minorEastAsia" w:hAnsi="Times New Roman" w:cs="Times New Roman"/>
+          <w:sz w:val="24"/>
+          <w:szCs w:val="24"/>
+        </w:rPr>
+        <w:t xml:space="preserve"> on</w:t>
+      </w:r>
+      <w:r>
+        <w:rPr>
+          <w:rFonts w:ascii="Times New Roman" w:eastAsiaTheme="minorEastAsia" w:hAnsi="Times New Roman" w:cs="Times New Roman"/>
+          <w:sz w:val="24"/>
+          <w:szCs w:val="24"/>
+        </w:rPr>
+        <w:t xml:space="preserve"> a different abstraction: scenarios. Scenarios can be translated into narratives in plain language and</w:t>
       </w:r>
       <w:r>
         <w:rPr>
@@ -869,7 +973,103 @@
           <w:sz w:val="24"/>
           <w:szCs w:val="24"/>
         </w:rPr>
-        <w:t xml:space="preserve"> already employed for valuation purposes among </w:t>
+        <w:t xml:space="preserve"> already employed for valuation purposes among traditional asset managers.</w:t>
+      </w:r>
+      <w:r>
+        <w:rPr>
+          <w:rFonts w:ascii="Times New Roman" w:eastAsiaTheme="minorEastAsia" w:hAnsi="Times New Roman" w:cs="Times New Roman"/>
+          <w:sz w:val="24"/>
+          <w:szCs w:val="24"/>
+        </w:rPr>
+        <w:t xml:space="preserve"> </w:t>
+      </w:r>
+      <w:r>
+        <w:rPr>
+          <w:rFonts w:ascii="Times New Roman" w:eastAsiaTheme="minorEastAsia" w:hAnsi="Times New Roman" w:cs="Times New Roman"/>
+          <w:sz w:val="24"/>
+          <w:szCs w:val="24"/>
+        </w:rPr>
+        <w:t>They</w:t>
+      </w:r>
+      <w:r>
+        <w:rPr>
+          <w:rFonts w:ascii="Times New Roman" w:eastAsiaTheme="minorEastAsia" w:hAnsi="Times New Roman" w:cs="Times New Roman"/>
+          <w:sz w:val="24"/>
+          <w:szCs w:val="24"/>
+        </w:rPr>
+        <w:t xml:space="preserve"> can</w:t>
+      </w:r>
+      <w:r>
+        <w:rPr>
+          <w:rFonts w:ascii="Times New Roman" w:eastAsiaTheme="minorEastAsia" w:hAnsi="Times New Roman" w:cs="Times New Roman"/>
+          <w:sz w:val="24"/>
+          <w:szCs w:val="24"/>
+        </w:rPr>
+        <w:t xml:space="preserve"> also</w:t>
+      </w:r>
+      <w:r>
+        <w:rPr>
+          <w:rFonts w:ascii="Times New Roman" w:eastAsiaTheme="minorEastAsia" w:hAnsi="Times New Roman" w:cs="Times New Roman"/>
+          <w:sz w:val="24"/>
+          <w:szCs w:val="24"/>
+        </w:rPr>
+        <w:t xml:space="preserve"> be combined with a few assumptions to </w:t>
+      </w:r>
+      <w:r>
+        <w:rPr>
+          <w:rFonts w:ascii="Times New Roman" w:eastAsiaTheme="minorEastAsia" w:hAnsi="Times New Roman" w:cs="Times New Roman"/>
+          <w:sz w:val="24"/>
+          <w:szCs w:val="24"/>
+        </w:rPr>
+        <w:t xml:space="preserve">define </w:t>
+      </w:r>
+      <w:r>
+        <w:rPr>
+          <w:rFonts w:ascii="Times New Roman" w:eastAsiaTheme="minorEastAsia" w:hAnsi="Times New Roman" w:cs="Times New Roman"/>
+          <w:sz w:val="24"/>
+          <w:szCs w:val="24"/>
+        </w:rPr>
+        <w:t>the probability distribution of portfolio returns</w:t>
+      </w:r>
+      <w:r>
+        <w:rPr>
+          <w:rFonts w:ascii="Times New Roman" w:eastAsiaTheme="minorEastAsia" w:hAnsi="Times New Roman" w:cs="Times New Roman"/>
+          <w:sz w:val="24"/>
+          <w:szCs w:val="24"/>
+        </w:rPr>
+        <w:t>, which</w:t>
+      </w:r>
+      <w:r>
+        <w:rPr>
+          <w:rFonts w:ascii="Times New Roman" w:eastAsiaTheme="minorEastAsia" w:hAnsi="Times New Roman" w:cs="Times New Roman"/>
+          <w:sz w:val="24"/>
+          <w:szCs w:val="24"/>
+        </w:rPr>
+        <w:t xml:space="preserve"> a computer</w:t>
+      </w:r>
+      <w:r>
+        <w:rPr>
+          <w:rFonts w:ascii="Times New Roman" w:eastAsiaTheme="minorEastAsia" w:hAnsi="Times New Roman" w:cs="Times New Roman"/>
+          <w:sz w:val="24"/>
+          <w:szCs w:val="24"/>
+        </w:rPr>
+        <w:t xml:space="preserve"> can</w:t>
+      </w:r>
+      <w:r>
+        <w:rPr>
+          <w:rFonts w:ascii="Times New Roman" w:eastAsiaTheme="minorEastAsia" w:hAnsi="Times New Roman" w:cs="Times New Roman"/>
+          <w:sz w:val="24"/>
+          <w:szCs w:val="24"/>
+        </w:rPr>
+        <w:t xml:space="preserve"> use to</w:t>
+      </w:r>
+      <w:r>
+        <w:rPr>
+          <w:rFonts w:ascii="Times New Roman" w:eastAsiaTheme="minorEastAsia" w:hAnsi="Times New Roman" w:cs="Times New Roman"/>
+          <w:sz w:val="24"/>
+          <w:szCs w:val="24"/>
+        </w:rPr>
+        <w:t xml:space="preserve"> simulate investment </w:t>
       </w:r>
       <w:r>
         <w:rPr>
@@ -878,7 +1078,71 @@
           <w:szCs w:val="24"/>
         </w:rPr>
         <w:lastRenderedPageBreak/>
-        <w:t>traditional asset managers.</w:t>
+        <w:t>results. Since the</w:t>
+      </w:r>
+      <w:r>
+        <w:rPr>
+          <w:rFonts w:ascii="Times New Roman" w:eastAsiaTheme="minorEastAsia" w:hAnsi="Times New Roman" w:cs="Times New Roman"/>
+          <w:sz w:val="24"/>
+          <w:szCs w:val="24"/>
+        </w:rPr>
+        <w:t xml:space="preserve"> numerical</w:t>
+      </w:r>
+      <w:r>
+        <w:rPr>
+          <w:rFonts w:ascii="Times New Roman" w:eastAsiaTheme="minorEastAsia" w:hAnsi="Times New Roman" w:cs="Times New Roman"/>
+          <w:sz w:val="24"/>
+          <w:szCs w:val="24"/>
+        </w:rPr>
+        <w:t xml:space="preserve"> scenarios can be transmit</w:t>
+      </w:r>
+      <w:r>
+        <w:rPr>
+          <w:rFonts w:ascii="Times New Roman" w:eastAsiaTheme="minorEastAsia" w:hAnsi="Times New Roman" w:cs="Times New Roman"/>
+          <w:sz w:val="24"/>
+          <w:szCs w:val="24"/>
+        </w:rPr>
+        <w:t xml:space="preserve">ted over computer networks, this approach enables different wealth managers and investors to leverage the same investment forecast to calculate the probability </w:t>
+      </w:r>
+      <w:r>
+        <w:rPr>
+          <w:rFonts w:ascii="Times New Roman" w:eastAsiaTheme="minorEastAsia" w:hAnsi="Times New Roman" w:cs="Times New Roman"/>
+          <w:sz w:val="24"/>
+          <w:szCs w:val="24"/>
+        </w:rPr>
+        <w:t>of reaching different goals. This leverage has the potential to</w:t>
+      </w:r>
+      <w:r>
+        <w:rPr>
+          <w:rFonts w:ascii="Times New Roman" w:eastAsiaTheme="minorEastAsia" w:hAnsi="Times New Roman" w:cs="Times New Roman"/>
+          <w:sz w:val="24"/>
+          <w:szCs w:val="24"/>
+        </w:rPr>
+        <w:t xml:space="preserve"> lower</w:t>
+      </w:r>
+      <w:r>
+        <w:rPr>
+          <w:rFonts w:ascii="Times New Roman" w:eastAsiaTheme="minorEastAsia" w:hAnsi="Times New Roman" w:cs="Times New Roman"/>
+          <w:sz w:val="24"/>
+          <w:szCs w:val="24"/>
+        </w:rPr>
+        <w:t xml:space="preserve"> industry</w:t>
+      </w:r>
+      <w:r>
+        <w:rPr>
+          <w:rFonts w:ascii="Times New Roman" w:eastAsiaTheme="minorEastAsia" w:hAnsi="Times New Roman" w:cs="Times New Roman"/>
+          <w:sz w:val="24"/>
+          <w:szCs w:val="24"/>
+        </w:rPr>
+        <w:t xml:space="preserve"> costs</w:t>
+      </w:r>
+      <w:r>
+        <w:rPr>
+          <w:rFonts w:ascii="Times New Roman" w:eastAsiaTheme="minorEastAsia" w:hAnsi="Times New Roman" w:cs="Times New Roman"/>
+          <w:sz w:val="24"/>
+          <w:szCs w:val="24"/>
+        </w:rPr>
+        <w:t>.</w:t>
       </w:r>
       <w:r>
         <w:rPr>
@@ -894,150 +1158,6 @@
           <w:sz w:val="24"/>
           <w:szCs w:val="24"/>
         </w:rPr>
-        <w:t>They</w:t>
-      </w:r>
-      <w:r>
-        <w:rPr>
-          <w:rFonts w:ascii="Times New Roman" w:eastAsiaTheme="minorEastAsia" w:hAnsi="Times New Roman" w:cs="Times New Roman"/>
-          <w:sz w:val="24"/>
-          <w:szCs w:val="24"/>
-        </w:rPr>
-        <w:t xml:space="preserve"> can</w:t>
-      </w:r>
-      <w:r>
-        <w:rPr>
-          <w:rFonts w:ascii="Times New Roman" w:eastAsiaTheme="minorEastAsia" w:hAnsi="Times New Roman" w:cs="Times New Roman"/>
-          <w:sz w:val="24"/>
-          <w:szCs w:val="24"/>
-        </w:rPr>
-        <w:t xml:space="preserve"> also</w:t>
-      </w:r>
-      <w:r>
-        <w:rPr>
-          <w:rFonts w:ascii="Times New Roman" w:eastAsiaTheme="minorEastAsia" w:hAnsi="Times New Roman" w:cs="Times New Roman"/>
-          <w:sz w:val="24"/>
-          <w:szCs w:val="24"/>
-        </w:rPr>
-        <w:t xml:space="preserve"> be combined with a few assumptions to </w:t>
-      </w:r>
-      <w:r>
-        <w:rPr>
-          <w:rFonts w:ascii="Times New Roman" w:eastAsiaTheme="minorEastAsia" w:hAnsi="Times New Roman" w:cs="Times New Roman"/>
-          <w:sz w:val="24"/>
-          <w:szCs w:val="24"/>
-        </w:rPr>
-        <w:t xml:space="preserve">define </w:t>
-      </w:r>
-      <w:r>
-        <w:rPr>
-          <w:rFonts w:ascii="Times New Roman" w:eastAsiaTheme="minorEastAsia" w:hAnsi="Times New Roman" w:cs="Times New Roman"/>
-          <w:sz w:val="24"/>
-          <w:szCs w:val="24"/>
-        </w:rPr>
-        <w:t>the probability distribution of portfolio returns</w:t>
-      </w:r>
-      <w:r>
-        <w:rPr>
-          <w:rFonts w:ascii="Times New Roman" w:eastAsiaTheme="minorEastAsia" w:hAnsi="Times New Roman" w:cs="Times New Roman"/>
-          <w:sz w:val="24"/>
-          <w:szCs w:val="24"/>
-        </w:rPr>
-        <w:t>, and</w:t>
-      </w:r>
-      <w:r>
-        <w:rPr>
-          <w:rFonts w:ascii="Times New Roman" w:eastAsiaTheme="minorEastAsia" w:hAnsi="Times New Roman" w:cs="Times New Roman"/>
-          <w:sz w:val="24"/>
-          <w:szCs w:val="24"/>
-        </w:rPr>
-        <w:t xml:space="preserve"> a computer</w:t>
-      </w:r>
-      <w:r>
-        <w:rPr>
-          <w:rFonts w:ascii="Times New Roman" w:eastAsiaTheme="minorEastAsia" w:hAnsi="Times New Roman" w:cs="Times New Roman"/>
-          <w:sz w:val="24"/>
-          <w:szCs w:val="24"/>
-        </w:rPr>
-        <w:t xml:space="preserve"> can</w:t>
-      </w:r>
-      <w:r>
-        <w:rPr>
-          <w:rFonts w:ascii="Times New Roman" w:eastAsiaTheme="minorEastAsia" w:hAnsi="Times New Roman" w:cs="Times New Roman"/>
-          <w:sz w:val="24"/>
-          <w:szCs w:val="24"/>
-        </w:rPr>
-        <w:t xml:space="preserve"> use this to</w:t>
-      </w:r>
-      <w:r>
-        <w:rPr>
-          <w:rFonts w:ascii="Times New Roman" w:eastAsiaTheme="minorEastAsia" w:hAnsi="Times New Roman" w:cs="Times New Roman"/>
-          <w:sz w:val="24"/>
-          <w:szCs w:val="24"/>
-        </w:rPr>
-        <w:t xml:space="preserve"> simulate investment results. Since the</w:t>
-      </w:r>
-      <w:r>
-        <w:rPr>
-          <w:rFonts w:ascii="Times New Roman" w:eastAsiaTheme="minorEastAsia" w:hAnsi="Times New Roman" w:cs="Times New Roman"/>
-          <w:sz w:val="24"/>
-          <w:szCs w:val="24"/>
-        </w:rPr>
-        <w:t xml:space="preserve"> numerical</w:t>
-      </w:r>
-      <w:r>
-        <w:rPr>
-          <w:rFonts w:ascii="Times New Roman" w:eastAsiaTheme="minorEastAsia" w:hAnsi="Times New Roman" w:cs="Times New Roman"/>
-          <w:sz w:val="24"/>
-          <w:szCs w:val="24"/>
-        </w:rPr>
-        <w:t xml:space="preserve"> scenarios can be transmit</w:t>
-      </w:r>
-      <w:r>
-        <w:rPr>
-          <w:rFonts w:ascii="Times New Roman" w:eastAsiaTheme="minorEastAsia" w:hAnsi="Times New Roman" w:cs="Times New Roman"/>
-          <w:sz w:val="24"/>
-          <w:szCs w:val="24"/>
-        </w:rPr>
-        <w:t>ted over computer networks, this approach enables different wealth managers and investors to leverage the same investment forecast to calculate the probability of reaching different goals and potentially lower</w:t>
-      </w:r>
-      <w:r>
-        <w:rPr>
-          <w:rFonts w:ascii="Times New Roman" w:eastAsiaTheme="minorEastAsia" w:hAnsi="Times New Roman" w:cs="Times New Roman"/>
-          <w:sz w:val="24"/>
-          <w:szCs w:val="24"/>
-        </w:rPr>
-        <w:t xml:space="preserve"> industry</w:t>
-      </w:r>
-      <w:r>
-        <w:rPr>
-          <w:rFonts w:ascii="Times New Roman" w:eastAsiaTheme="minorEastAsia" w:hAnsi="Times New Roman" w:cs="Times New Roman"/>
-          <w:sz w:val="24"/>
-          <w:szCs w:val="24"/>
-        </w:rPr>
-        <w:t xml:space="preserve"> costs</w:t>
-      </w:r>
-      <w:r>
-        <w:rPr>
-          <w:rFonts w:ascii="Times New Roman" w:eastAsiaTheme="minorEastAsia" w:hAnsi="Times New Roman" w:cs="Times New Roman"/>
-          <w:sz w:val="24"/>
-          <w:szCs w:val="24"/>
-        </w:rPr>
-        <w:t>.</w:t>
-      </w:r>
-      <w:r>
-        <w:rPr>
-          <w:rFonts w:ascii="Times New Roman" w:eastAsiaTheme="minorEastAsia" w:hAnsi="Times New Roman" w:cs="Times New Roman"/>
-          <w:sz w:val="24"/>
-          <w:szCs w:val="24"/>
-        </w:rPr>
-        <w:t xml:space="preserve"> </w:t>
-      </w:r>
-      <w:r>
-        <w:rPr>
-          <w:rFonts w:ascii="Times New Roman" w:eastAsiaTheme="minorEastAsia" w:hAnsi="Times New Roman" w:cs="Times New Roman"/>
-          <w:sz w:val="24"/>
-          <w:szCs w:val="24"/>
-        </w:rPr>
         <w:t xml:space="preserve">In addition, probabilistic forecasts based on scenarios can be objectively scored using </w:t>
       </w:r>
       <w:r>
@@ -1082,7 +1202,6 @@
         </w:rPr>
         <w:t xml:space="preserve"> and popularized by </w:t>
       </w:r>
-      <w:proofErr w:type="spellStart"/>
       <w:r>
         <w:rPr>
           <w:rFonts w:ascii="Times New Roman" w:eastAsiaTheme="minorEastAsia" w:hAnsi="Times New Roman" w:cs="Times New Roman"/>
@@ -1090,17 +1209,7 @@
           <w:szCs w:val="24"/>
           <w:highlight w:val="yellow"/>
         </w:rPr>
-        <w:t>Tetlock</w:t>
-      </w:r>
-      <w:proofErr w:type="spellEnd"/>
-      <w:r>
-        <w:rPr>
-          <w:rFonts w:ascii="Times New Roman" w:eastAsiaTheme="minorEastAsia" w:hAnsi="Times New Roman" w:cs="Times New Roman"/>
-          <w:sz w:val="24"/>
-          <w:szCs w:val="24"/>
-          <w:highlight w:val="yellow"/>
-        </w:rPr>
-        <w:t xml:space="preserve"> 2015</w:t>
+        <w:t>Tetlock 2015</w:t>
       </w:r>
       <w:r>
         <w:rPr>
@@ -1282,7 +1391,6 @@
         </w:rPr>
         <w:t xml:space="preserve">Others, such as </w:t>
       </w:r>
-      <w:proofErr w:type="spellStart"/>
       <w:r>
         <w:rPr>
           <w:rFonts w:ascii="Times New Roman" w:eastAsiaTheme="minorEastAsia" w:hAnsi="Times New Roman" w:cs="Times New Roman"/>
@@ -1290,9 +1398,8 @@
           <w:szCs w:val="24"/>
           <w:highlight w:val="yellow"/>
         </w:rPr>
-        <w:t>Shefrin</w:t>
-      </w:r>
-      <w:proofErr w:type="spellEnd"/>
+        <w:t xml:space="preserve">Shefrin 2000, </w:t>
+      </w:r>
       <w:r>
         <w:rPr>
           <w:rFonts w:ascii="Times New Roman" w:eastAsiaTheme="minorEastAsia" w:hAnsi="Times New Roman" w:cs="Times New Roman"/>
@@ -1300,7 +1407,7 @@
           <w:szCs w:val="24"/>
           <w:highlight w:val="yellow"/>
         </w:rPr>
-        <w:t xml:space="preserve"> 2000, </w:t>
+        <w:t>Brunel 2003, Nevins 2004, Pompian 2004, Chhabra, Brunel 2005, and Brunel 2015, have covered this topic extensively</w:t>
       </w:r>
       <w:r>
         <w:rPr>
@@ -1309,9 +1416,8 @@
           <w:szCs w:val="24"/>
           <w:highlight w:val="yellow"/>
         </w:rPr>
-        <w:t xml:space="preserve">Brunel 2003, Nevins 2004, </w:t>
-      </w:r>
-      <w:proofErr w:type="spellStart"/>
+        <w:t xml:space="preserve">. </w:t>
+      </w:r>
       <w:r>
         <w:rPr>
           <w:rFonts w:ascii="Times New Roman" w:eastAsiaTheme="minorEastAsia" w:hAnsi="Times New Roman" w:cs="Times New Roman"/>
@@ -1319,9 +1425,8 @@
           <w:szCs w:val="24"/>
           <w:highlight w:val="yellow"/>
         </w:rPr>
-        <w:t>Pompian</w:t>
-      </w:r>
-      <w:proofErr w:type="spellEnd"/>
+        <w:t xml:space="preserve">In addition, this article only includes a brief mention of </w:t>
+      </w:r>
       <w:r>
         <w:rPr>
           <w:rFonts w:ascii="Times New Roman" w:eastAsiaTheme="minorEastAsia" w:hAnsi="Times New Roman" w:cs="Times New Roman"/>
@@ -1329,7 +1434,7 @@
           <w:szCs w:val="24"/>
           <w:highlight w:val="yellow"/>
         </w:rPr>
-        <w:t xml:space="preserve"> 2004, Chhabra, Brunel 2005, and Brunel 2015, have covered this topic extensively</w:t>
+        <w:t>MPT</w:t>
       </w:r>
       <w:r>
         <w:rPr>
@@ -1338,65 +1443,7 @@
           <w:szCs w:val="24"/>
           <w:highlight w:val="yellow"/>
         </w:rPr>
-        <w:t xml:space="preserve">. </w:t>
-      </w:r>
-      <w:r>
-        <w:rPr>
-          <w:rFonts w:ascii="Times New Roman" w:eastAsiaTheme="minorEastAsia" w:hAnsi="Times New Roman" w:cs="Times New Roman"/>
-          <w:sz w:val="24"/>
-          <w:szCs w:val="24"/>
-          <w:highlight w:val="yellow"/>
-        </w:rPr>
-        <w:t xml:space="preserve">In addition, this article only includes a brief mention of </w:t>
-      </w:r>
-      <w:r>
-        <w:rPr>
-          <w:rFonts w:ascii="Times New Roman" w:eastAsiaTheme="minorEastAsia" w:hAnsi="Times New Roman" w:cs="Times New Roman"/>
-          <w:sz w:val="24"/>
-          <w:szCs w:val="24"/>
-          <w:highlight w:val="yellow"/>
-        </w:rPr>
-        <w:t>MPT</w:t>
-      </w:r>
-      <w:r>
-        <w:rPr>
-          <w:rFonts w:ascii="Times New Roman" w:eastAsiaTheme="minorEastAsia" w:hAnsi="Times New Roman" w:cs="Times New Roman"/>
-          <w:sz w:val="24"/>
-          <w:szCs w:val="24"/>
-          <w:highlight w:val="yellow"/>
-        </w:rPr>
-        <w:t xml:space="preserve">, and its relationship to GBI. This topic also has exhaustive coverage in the literature such as </w:t>
-      </w:r>
-      <w:bookmarkStart w:id="0" w:name="_GoBack"/>
-      <w:bookmarkEnd w:id="0"/>
-      <w:r>
-        <w:rPr>
-          <w:rFonts w:ascii="Times New Roman" w:eastAsiaTheme="minorEastAsia" w:hAnsi="Times New Roman" w:cs="Times New Roman"/>
-          <w:sz w:val="24"/>
-          <w:szCs w:val="24"/>
-          <w:highlight w:val="yellow"/>
-        </w:rPr>
-        <w:t xml:space="preserve">Brunel 2006, Das 2010, </w:t>
-      </w:r>
-      <w:proofErr w:type="gramStart"/>
-      <w:r>
-        <w:rPr>
-          <w:rFonts w:ascii="Times New Roman" w:eastAsiaTheme="minorEastAsia" w:hAnsi="Times New Roman" w:cs="Times New Roman"/>
-          <w:sz w:val="24"/>
-          <w:szCs w:val="24"/>
-          <w:highlight w:val="yellow"/>
-        </w:rPr>
-        <w:t>Das</w:t>
-      </w:r>
-      <w:proofErr w:type="gramEnd"/>
-      <w:r>
-        <w:rPr>
-          <w:rFonts w:ascii="Times New Roman" w:eastAsiaTheme="minorEastAsia" w:hAnsi="Times New Roman" w:cs="Times New Roman"/>
-          <w:sz w:val="24"/>
-          <w:szCs w:val="24"/>
-          <w:highlight w:val="yellow"/>
-        </w:rPr>
-        <w:t xml:space="preserve"> 2011.</w:t>
+        <w:t>, and its relationship to GBI. This topic also has exhaustive coverage in the literature such as Brunel 2006, Das 2010, Das 2011.</w:t>
       </w:r>
       <w:r>
         <w:rPr>
@@ -1454,7 +1501,31 @@
           <w:sz w:val="24"/>
           <w:szCs w:val="24"/>
         </w:rPr>
-        <w:t xml:space="preserve">This article has the following organization. First, it demonstrates the GBI risk captures more information than volatility. Second, it presents a hypothetical investment narrative that describes the full approach. Third, it details how the cash flow forecasts, investment forecasts, and simulations are created. Within the third section, the article presents two examples of creating a scenario-based forecast: 1) using judgment to create a forecast that approximates the normal distribution; 2) bootstrapping historical data and overlaying judgment on this base. The first example shows that the approach can approximate MPT and does not require data. The second is based primarily on data with only slight human modification. Lastly, the article concludes and presents several mathematical appendices to complement the aforementioned sections.  </w:t>
+        <w:t>In summary, this</w:t>
+      </w:r>
+      <w:r>
+        <w:rPr>
+          <w:rFonts w:ascii="Times New Roman" w:eastAsiaTheme="minorEastAsia" w:hAnsi="Times New Roman" w:cs="Times New Roman"/>
+          <w:sz w:val="24"/>
+          <w:szCs w:val="24"/>
+        </w:rPr>
+        <w:t xml:space="preserve"> article has the following organization. First, it demon</w:t>
+      </w:r>
+      <w:r>
+        <w:rPr>
+          <w:rFonts w:ascii="Times New Roman" w:eastAsiaTheme="minorEastAsia" w:hAnsi="Times New Roman" w:cs="Times New Roman"/>
+          <w:sz w:val="24"/>
+          <w:szCs w:val="24"/>
+        </w:rPr>
+        <w:t>strates that</w:t>
+      </w:r>
+      <w:r>
+        <w:rPr>
+          <w:rFonts w:ascii="Times New Roman" w:eastAsiaTheme="minorEastAsia" w:hAnsi="Times New Roman" w:cs="Times New Roman"/>
+          <w:sz w:val="24"/>
+          <w:szCs w:val="24"/>
+        </w:rPr>
+        <w:t xml:space="preserve"> GBI risk captures more information than volatility. Second, it presents a hypothetical investment narrative that describes the full approach. Third, it details how the cash flow forecasts, investment forecasts, and simulations are created. Within the third section, the article presents two examples of creating a scenario-based forecast: 1) using judgment to create a forecast that approximates the normal distribution; 2) bootstrapping historical data and overlaying judgment on this base. The first example shows that the approach can approximate MPT and does not require data. The second is based primarily on data with only slight human modification. Lastly, the article concludes and presents several mathematical appendices to complement the aforementioned sections.  </w:t>
       </w:r>
     </w:p>
     <w:p>
@@ -1539,6 +1610,14 @@
           <w:szCs w:val="24"/>
         </w:rPr>
         <w:t>each with</w:t>
+      </w:r>
+      <w:r>
+        <w:rPr>
+          <w:rFonts w:ascii="Times New Roman" w:hAnsi="Times New Roman" w:cs="Times New Roman"/>
+          <w:sz w:val="24"/>
+          <w:szCs w:val="24"/>
+        </w:rPr>
+        <w:t xml:space="preserve"> a stochastic</w:t>
       </w:r>
       <w:r>
         <w:rPr>
@@ -1576,7 +1655,15 @@
           <w:sz w:val="24"/>
           <w:szCs w:val="24"/>
         </w:rPr>
-        <w:t>The coin has a .2 probability of showing heads. On heads, the payout is $25,000; whereas, tails pays zero.</w:t>
+        <w:t>Coin A</w:t>
+      </w:r>
+      <w:r>
+        <w:rPr>
+          <w:rFonts w:ascii="Times New Roman" w:hAnsi="Times New Roman" w:cs="Times New Roman"/>
+          <w:sz w:val="24"/>
+          <w:szCs w:val="24"/>
+        </w:rPr>
+        <w:t xml:space="preserve"> has a .2 probability of showing heads. On heads, the payout is $25,000; whereas, tails pays zero.</w:t>
       </w:r>
     </w:p>
     <w:p>
@@ -1599,7 +1686,15 @@
           <w:szCs w:val="24"/>
         </w:rPr>
         <w:lastRenderedPageBreak/>
-        <w:t>The coin has a .5 probability of showing heads. On heads, the payout is $20,000; whereas, the investor must pay $5,000 if the coin shows tails.</w:t>
+        <w:t>Coin B</w:t>
+      </w:r>
+      <w:r>
+        <w:rPr>
+          <w:rFonts w:ascii="Times New Roman" w:hAnsi="Times New Roman" w:cs="Times New Roman"/>
+          <w:sz w:val="24"/>
+          <w:szCs w:val="24"/>
+        </w:rPr>
+        <w:t xml:space="preserve"> has a .5 probability of showing heads. On heads, the payout is $20,000; whereas, the investor must pay $5,000 if the coin shows tails.</w:t>
       </w:r>
     </w:p>
     <w:p>
@@ -1616,23 +1711,87 @@
           <w:sz w:val="24"/>
           <w:szCs w:val="24"/>
         </w:rPr>
-        <w:t>Since both of these scenarios have the same Expectations and Variance, they are equivalent under Modern Portfolio Theory. However, they are not necessarily equivalent from the perspective of Goal-Based Investing. An investor with a required cash flow of $22000 in one year has a 20% chance of reaching his goal with Scenario 1 and 0% with two. Therefore, Scenario 2 is certainly riskier. If the required cash flow is $15000 instead, the investor has a 50% chance of matching it with Scenario 2 and 20% with Scenario 1. Therefore, Scenario 1 is riskier. Consequently, Goal-Based Investing is more discerning in terms of risk than MPT.</w:t>
-      </w:r>
-      <w:r>
-        <w:rPr>
-          <w:rFonts w:ascii="Times New Roman" w:eastAsiaTheme="minorEastAsia" w:hAnsi="Times New Roman" w:cs="Times New Roman"/>
-          <w:sz w:val="24"/>
-          <w:szCs w:val="24"/>
-        </w:rPr>
-        <w:t xml:space="preserve"> In particular, it is sensitive </w:t>
-      </w:r>
-      <w:r>
-        <w:rPr>
-          <w:rFonts w:ascii="Times New Roman" w:eastAsiaTheme="minorEastAsia" w:hAnsi="Times New Roman" w:cs="Times New Roman"/>
-          <w:sz w:val="24"/>
-          <w:szCs w:val="24"/>
-        </w:rPr>
-        <w:t>to assets whose distributions are asymmetrical and fat-tailed.</w:t>
+        <w:t>Since both of</w:t>
+      </w:r>
+      <w:r>
+        <w:rPr>
+          <w:rFonts w:ascii="Times New Roman" w:eastAsiaTheme="minorEastAsia" w:hAnsi="Times New Roman" w:cs="Times New Roman"/>
+          <w:sz w:val="24"/>
+          <w:szCs w:val="24"/>
+        </w:rPr>
+        <w:t xml:space="preserve"> these scenarios have the same e</w:t>
+      </w:r>
+      <w:r>
+        <w:rPr>
+          <w:rFonts w:ascii="Times New Roman" w:eastAsiaTheme="minorEastAsia" w:hAnsi="Times New Roman" w:cs="Times New Roman"/>
+          <w:sz w:val="24"/>
+          <w:szCs w:val="24"/>
+        </w:rPr>
+        <w:t>xpectations</w:t>
+      </w:r>
+      <w:r>
+        <w:rPr>
+          <w:rFonts w:ascii="Times New Roman" w:eastAsiaTheme="minorEastAsia" w:hAnsi="Times New Roman" w:cs="Times New Roman"/>
+          <w:sz w:val="24"/>
+          <w:szCs w:val="24"/>
+        </w:rPr>
+        <w:t xml:space="preserve"> and v</w:t>
+      </w:r>
+      <w:r>
+        <w:rPr>
+          <w:rFonts w:ascii="Times New Roman" w:eastAsiaTheme="minorEastAsia" w:hAnsi="Times New Roman" w:cs="Times New Roman"/>
+          <w:sz w:val="24"/>
+          <w:szCs w:val="24"/>
+        </w:rPr>
+        <w:t>ariance, they are equivale</w:t>
+      </w:r>
+      <w:r>
+        <w:rPr>
+          <w:rFonts w:ascii="Times New Roman" w:eastAsiaTheme="minorEastAsia" w:hAnsi="Times New Roman" w:cs="Times New Roman"/>
+          <w:sz w:val="24"/>
+          <w:szCs w:val="24"/>
+        </w:rPr>
+        <w:t>nt under MPT</w:t>
+      </w:r>
+      <w:r>
+        <w:rPr>
+          <w:rFonts w:ascii="Times New Roman" w:eastAsiaTheme="minorEastAsia" w:hAnsi="Times New Roman" w:cs="Times New Roman"/>
+          <w:sz w:val="24"/>
+          <w:szCs w:val="24"/>
+        </w:rPr>
+        <w:t xml:space="preserve">. However, they are not necessarily equivalent from the perspective of </w:t>
+      </w:r>
+      <w:r>
+        <w:rPr>
+          <w:rFonts w:ascii="Times New Roman" w:eastAsiaTheme="minorEastAsia" w:hAnsi="Times New Roman" w:cs="Times New Roman"/>
+          <w:sz w:val="24"/>
+          <w:szCs w:val="24"/>
+        </w:rPr>
+        <w:t>GBI</w:t>
+      </w:r>
+      <w:r>
+        <w:rPr>
+          <w:rFonts w:ascii="Times New Roman" w:eastAsiaTheme="minorEastAsia" w:hAnsi="Times New Roman" w:cs="Times New Roman"/>
+          <w:sz w:val="24"/>
+          <w:szCs w:val="24"/>
+        </w:rPr>
+        <w:t>. An investor with a required cash flow of $22000 in one year has a 20% chance of reaching his goal with Scenario 1 and 0% with two. Therefore, Scenario 2 is certainly riskier. If the required cash flow is $15000 instead, the investor has a 50% chance of matching it with Scenario 2 and 20% with Scenario 1. Therefore, Scenario 1 is riskier. Consequently, Goal-Based Investing is more discerning in terms of risk than MPT.</w:t>
+      </w:r>
+      <w:r>
+        <w:rPr>
+          <w:rFonts w:ascii="Times New Roman" w:eastAsiaTheme="minorEastAsia" w:hAnsi="Times New Roman" w:cs="Times New Roman"/>
+          <w:sz w:val="24"/>
+          <w:szCs w:val="24"/>
+        </w:rPr>
+        <w:t xml:space="preserve"> </w:t>
+      </w:r>
+      <w:r>
+        <w:rPr>
+          <w:rFonts w:ascii="Times New Roman" w:eastAsiaTheme="minorEastAsia" w:hAnsi="Times New Roman" w:cs="Times New Roman"/>
+          <w:sz w:val="24"/>
+          <w:szCs w:val="24"/>
+        </w:rPr>
+        <w:t xml:space="preserve">In this case, GBI differentiated the investments based on investor context. Since the probability distribution in Scenario 1 is both skewed and “fat-tailed,” GBI also differentiated the investments based on additional distributional information than expectation and variance. </w:t>
       </w:r>
     </w:p>
     <w:p>
@@ -1971,23 +2130,61 @@
           <w:sz w:val="24"/>
           <w:szCs w:val="24"/>
         </w:rPr>
-        <w:t>Graph 1: Probability of Goal Attainment for $200,000 and $400,000 invested in Stocks based on a budget of $400,000, initial cash outflow of $40,000, and 2% inflation. Annuity assumed to pay 6% of principal. Note: investing in annuity alone would never meet required outflows and is not shown</w:t>
+        <w:t xml:space="preserve">Graph 1: Probability of Goal Attainment for $200,000 and $400,000 invested in Stocks based on a budget of $400,000, initial cash outflow of $40,000, and 2% inflation. Annuity assumed to pay 6% of principal. Note: investing in annuity alone would never meet required outflows </w:t>
+      </w:r>
+      <w:r>
+        <w:rPr>
+          <w:rFonts w:ascii="Times New Roman" w:hAnsi="Times New Roman" w:cs="Times New Roman"/>
+          <w:b/>
+          <w:i/>
+          <w:sz w:val="24"/>
+          <w:szCs w:val="24"/>
+        </w:rPr>
+        <w:lastRenderedPageBreak/>
+        <w:t>and is not shown</w:t>
       </w:r>
     </w:p>
     <w:p>
       <w:pPr>
         <w:rPr>
           <w:rFonts w:ascii="Times New Roman" w:hAnsi="Times New Roman" w:cs="Times New Roman"/>
-          <w:b/>
-          <w:sz w:val="24"/>
-          <w:szCs w:val="24"/>
-        </w:rPr>
-      </w:pPr>
+          <w:sz w:val="24"/>
+          <w:szCs w:val="24"/>
+        </w:rPr>
+      </w:pPr>
+      <w:r>
+        <w:rPr>
+          <w:rFonts w:ascii="Times New Roman" w:hAnsi="Times New Roman" w:cs="Times New Roman"/>
+          <w:sz w:val="24"/>
+          <w:szCs w:val="24"/>
+        </w:rPr>
+        <w:t xml:space="preserve">Investing in 100% results in the highest probability of success of </w:t>
+      </w:r>
+      <w:r>
+        <w:rPr>
+          <w:rFonts w:ascii="Times New Roman" w:hAnsi="Times New Roman" w:cs="Times New Roman"/>
+          <w:sz w:val="24"/>
+          <w:szCs w:val="24"/>
+          <w:highlight w:val="yellow"/>
+        </w:rPr>
+        <w:t>x%</w:t>
+      </w:r>
+      <w:r>
+        <w:rPr>
+          <w:rFonts w:ascii="Times New Roman" w:hAnsi="Times New Roman" w:cs="Times New Roman"/>
+          <w:sz w:val="24"/>
+          <w:szCs w:val="24"/>
+        </w:rPr>
+        <w:t>, but this seems too low to Rose. Perhaps, she could find a less expensive school, or only send her grandson to the best school for middle school and high school.</w:t>
+      </w:r>
+      <w:bookmarkStart w:id="0" w:name="_GoBack"/>
+      <w:bookmarkEnd w:id="0"/>
     </w:p>
     <w:p>
       <w:pPr>
         <w:rPr>
           <w:rFonts w:ascii="Times New Roman" w:hAnsi="Times New Roman" w:cs="Times New Roman"/>
+          <w:b/>
           <w:sz w:val="24"/>
           <w:szCs w:val="24"/>
         </w:rPr>
@@ -1995,34 +2192,17 @@
       <w:r>
         <w:rPr>
           <w:rFonts w:ascii="Times New Roman" w:hAnsi="Times New Roman" w:cs="Times New Roman"/>
-          <w:sz w:val="24"/>
-          <w:szCs w:val="24"/>
-        </w:rPr>
-        <w:t xml:space="preserve">Investing in 100% results in the highest probability of success of </w:t>
-      </w:r>
-      <w:r>
-        <w:rPr>
-          <w:rFonts w:ascii="Times New Roman" w:hAnsi="Times New Roman" w:cs="Times New Roman"/>
-          <w:sz w:val="24"/>
-          <w:szCs w:val="24"/>
-          <w:highlight w:val="yellow"/>
-        </w:rPr>
-        <w:t>x%</w:t>
-      </w:r>
-      <w:r>
-        <w:rPr>
-          <w:rFonts w:ascii="Times New Roman" w:hAnsi="Times New Roman" w:cs="Times New Roman"/>
-          <w:sz w:val="24"/>
-          <w:szCs w:val="24"/>
-        </w:rPr>
-        <w:t>, but this seems too low to Rose. Perhaps, she could find a less expensive school, or only send her grandson to the best school for middle school and high school.</w:t>
+          <w:b/>
+          <w:sz w:val="24"/>
+          <w:szCs w:val="24"/>
+        </w:rPr>
+        <w:t>Investment Forecast Narrative</w:t>
       </w:r>
     </w:p>
     <w:p>
       <w:pPr>
         <w:rPr>
           <w:rFonts w:ascii="Times New Roman" w:hAnsi="Times New Roman" w:cs="Times New Roman"/>
-          <w:b/>
           <w:sz w:val="24"/>
           <w:szCs w:val="24"/>
         </w:rPr>
@@ -2030,28 +2210,26 @@
       <w:r>
         <w:rPr>
           <w:rFonts w:ascii="Times New Roman" w:hAnsi="Times New Roman" w:cs="Times New Roman"/>
-          <w:b/>
-          <w:sz w:val="24"/>
-          <w:szCs w:val="24"/>
-        </w:rPr>
-        <w:t>Investment Forecast Narrative</w:t>
-      </w:r>
-    </w:p>
-    <w:p>
-      <w:pPr>
+          <w:sz w:val="24"/>
+          <w:szCs w:val="24"/>
+        </w:rPr>
+        <w:t>The investment simulations in the client narrative require a long-term forecast for stocks. Meredith gathered daily S&amp;P 500 returns from 12/1/2007 to 12/1/2017 and resampled these with replacement 1000 times for 252 to create a baseline forecast. She then alters this baseline to match current conditions according to her judgment</w:t>
+      </w:r>
+      <w:r>
         <w:rPr>
           <w:rFonts w:ascii="Times New Roman" w:hAnsi="Times New Roman" w:cs="Times New Roman"/>
           <w:sz w:val="24"/>
           <w:szCs w:val="24"/>
         </w:rPr>
-      </w:pPr>
+        <w:t>. She determines the worst and best annual outcomes for stocks might be -50% and 50% returns. On average, she expects stocks to return about 5% and assigns this to be</w:t>
+      </w:r>
       <w:r>
         <w:rPr>
           <w:rFonts w:ascii="Times New Roman" w:hAnsi="Times New Roman" w:cs="Times New Roman"/>
           <w:sz w:val="24"/>
           <w:szCs w:val="24"/>
         </w:rPr>
-        <w:t>The investment simulations in the client narrative require a long-term forecast for stocks. Meredith gathered daily S&amp;P 500 returns from 12/1/2007 to 12/1/2017 and resampled these with replacement 1000 times for 252 to create a baseline forecast. She then alters this baseline to match current conditions according to her judgment</w:t>
+        <w:t xml:space="preserve"> the most likely outcome. In addition</w:t>
       </w:r>
       <w:r>
         <w:rPr>
@@ -2059,7 +2237,7 @@
           <w:sz w:val="24"/>
           <w:szCs w:val="24"/>
         </w:rPr>
-        <w:t xml:space="preserve">. She determines the worst and best annual outcomes for stocks might be -50% and 50% returns. On average, she expects stocks to return about 5% and assigns this to be the most likely outcome. Lastly, the historical volatility is higher than she expects going forward, and her forecast reflects this view. Lastly, she determines that a slightly negative skewness, or asymmetry in the risk and reward, is appropriate and slightly positive excess </w:t>
+        <w:t xml:space="preserve">, the historical volatility is higher than she expects going forward, and her forecast reflects this view. Lastly, she determines that a slightly negative skewness, or asymmetry in the risk and reward, is appropriate and slightly positive excess </w:t>
       </w:r>
       <w:r>
         <w:rPr>
@@ -2174,7 +2352,6 @@
                 <w:szCs w:val="24"/>
               </w:rPr>
             </w:pPr>
-            <w:commentRangeStart w:id="1"/>
             <w:r>
               <w:rPr>
                 <w:rFonts w:ascii="Times New Roman" w:hAnsi="Times New Roman" w:cs="Times New Roman"/>
@@ -2454,16 +2631,6 @@
         </w:rPr>
         <w:t>Table 1: Annual summary statistics from resampled gains and losses of the SPDR S&amp;P 500 ETF from 12/1/2007 through 12/1/2017 (Daily Gains and Losses from Yahoo Finance)</w:t>
       </w:r>
-      <w:commentRangeEnd w:id="1"/>
-      <w:r>
-        <w:rPr>
-          <w:rStyle w:val="CommentReference"/>
-          <w:rFonts w:ascii="Times New Roman" w:hAnsi="Times New Roman" w:cs="Times New Roman"/>
-          <w:sz w:val="24"/>
-          <w:szCs w:val="24"/>
-        </w:rPr>
-        <w:commentReference w:id="1"/>
-      </w:r>
     </w:p>
     <w:p>
       <w:pPr>
@@ -2504,7 +2671,7 @@
                     <pic:cNvPicPr/>
                   </pic:nvPicPr>
                   <pic:blipFill>
-                    <a:blip r:embed="rId10">
+                    <a:blip r:embed="rId9">
                       <a:extLst>
                         <a:ext uri="{28A0092B-C50C-407E-A947-70E740481C1C}">
                           <a14:useLocalDpi xmlns:a14="http://schemas.microsoft.com/office/drawing/2010/main" val="0"/>
@@ -2612,16 +2779,33 @@
           <w:szCs w:val="24"/>
         </w:rPr>
         <w:lastRenderedPageBreak/>
-        <w:t>METHODS</w:t>
-      </w:r>
-      <w:r>
+        <w:t>CREATING CASH FLOW FORECASTS, INVESTMENT FORECASTS, AND SIMULATIONS</w:t>
+      </w:r>
+    </w:p>
+    <w:p>
+      <w:pPr>
         <w:rPr>
           <w:rFonts w:ascii="Times New Roman" w:hAnsi="Times New Roman" w:cs="Times New Roman"/>
           <w:b/>
           <w:sz w:val="24"/>
           <w:szCs w:val="24"/>
         </w:rPr>
-        <w:t>: CREATING CASH FLOW FORECASTS, INVESTMENT FORECASTS, AND SIMULATIONS</w:t>
+      </w:pPr>
+      <w:r>
+        <w:rPr>
+          <w:rFonts w:ascii="Times New Roman" w:hAnsi="Times New Roman" w:cs="Times New Roman"/>
+          <w:sz w:val="24"/>
+          <w:szCs w:val="24"/>
+        </w:rPr>
+        <w:t xml:space="preserve">The above narrative illustrates holistically the steps required to calculate the probability of goal attainment using simulations. This section dissects this narrative into its components. </w:t>
+      </w:r>
+      <w:r>
+        <w:rPr>
+          <w:rFonts w:ascii="Times New Roman" w:hAnsi="Times New Roman" w:cs="Times New Roman"/>
+          <w:sz w:val="24"/>
+          <w:szCs w:val="24"/>
+        </w:rPr>
+        <w:t>Appendix A exhibits the formal mathematics underlying the required calculations. Below, the steps are explained without mathematics and graphically.</w:t>
       </w:r>
     </w:p>
     <w:p>
@@ -2636,25 +2820,17 @@
       <w:r>
         <w:rPr>
           <w:rFonts w:ascii="Times New Roman" w:hAnsi="Times New Roman" w:cs="Times New Roman"/>
-          <w:sz w:val="24"/>
-          <w:szCs w:val="24"/>
-        </w:rPr>
-        <w:t xml:space="preserve">The above narrative illustrates holistically the steps required to calculate the probability of goal attainment using simulations. This section dissects this narrative into its components. </w:t>
-      </w:r>
-      <w:r>
-        <w:rPr>
-          <w:rFonts w:ascii="Times New Roman" w:hAnsi="Times New Roman" w:cs="Times New Roman"/>
-          <w:sz w:val="24"/>
-          <w:szCs w:val="24"/>
-        </w:rPr>
-        <w:t>Appendix A exhibits the formal mathematics underlying the required calculations. Below, the steps are explained without mathematics and graphically.</w:t>
+          <w:b/>
+          <w:sz w:val="24"/>
+          <w:szCs w:val="24"/>
+        </w:rPr>
+        <w:t>Cash Flow Projection</w:t>
       </w:r>
     </w:p>
     <w:p>
       <w:pPr>
         <w:rPr>
           <w:rFonts w:ascii="Times New Roman" w:hAnsi="Times New Roman" w:cs="Times New Roman"/>
-          <w:b/>
           <w:sz w:val="24"/>
           <w:szCs w:val="24"/>
         </w:rPr>
@@ -2662,11 +2838,75 @@
       <w:r>
         <w:rPr>
           <w:rFonts w:ascii="Times New Roman" w:hAnsi="Times New Roman" w:cs="Times New Roman"/>
-          <w:b/>
-          <w:sz w:val="24"/>
-          <w:szCs w:val="24"/>
-        </w:rPr>
-        <w:t>Cash Flow Projection</w:t>
+          <w:sz w:val="24"/>
+          <w:szCs w:val="24"/>
+        </w:rPr>
+        <w:t xml:space="preserve">First a goal must be phrased in terms of </w:t>
+      </w:r>
+      <w:r>
+        <w:rPr>
+          <w:rFonts w:ascii="Times New Roman" w:hAnsi="Times New Roman" w:cs="Times New Roman"/>
+          <w:sz w:val="24"/>
+          <w:szCs w:val="24"/>
+        </w:rPr>
+        <w:t>a sequence of</w:t>
+      </w:r>
+      <w:r>
+        <w:rPr>
+          <w:rFonts w:ascii="Times New Roman" w:hAnsi="Times New Roman" w:cs="Times New Roman"/>
+          <w:sz w:val="24"/>
+          <w:szCs w:val="24"/>
+        </w:rPr>
+        <w:t xml:space="preserve"> cash outflows</w:t>
+      </w:r>
+      <w:r>
+        <w:rPr>
+          <w:rFonts w:ascii="Times New Roman" w:hAnsi="Times New Roman" w:cs="Times New Roman"/>
+          <w:sz w:val="24"/>
+          <w:szCs w:val="24"/>
+        </w:rPr>
+        <w:t xml:space="preserve">. </w:t>
+      </w:r>
+      <w:r>
+        <w:rPr>
+          <w:rFonts w:ascii="Times New Roman" w:hAnsi="Times New Roman" w:cs="Times New Roman"/>
+          <w:sz w:val="24"/>
+          <w:szCs w:val="24"/>
+          <w:highlight w:val="yellow"/>
+        </w:rPr>
+        <w:t>This differs from much of the goal-based literature, which defines goals in terms of a single return over time.</w:t>
+      </w:r>
+      <w:r>
+        <w:rPr>
+          <w:rFonts w:ascii="Times New Roman" w:hAnsi="Times New Roman" w:cs="Times New Roman"/>
+          <w:sz w:val="24"/>
+          <w:szCs w:val="24"/>
+        </w:rPr>
+        <w:t xml:space="preserve"> However, cash outflows are both more understandable and general than returns. </w:t>
+      </w:r>
+      <w:r>
+        <w:rPr>
+          <w:rFonts w:ascii="Times New Roman" w:hAnsi="Times New Roman" w:cs="Times New Roman"/>
+          <w:sz w:val="24"/>
+          <w:szCs w:val="24"/>
+        </w:rPr>
+        <w:t>An investor might have a goal of receiving income of $40,000 per year over the next ten years. Rather than attempting to map this to some required return, it is simpler to model it as is</w:t>
+      </w:r>
+      <w:r>
+        <w:rPr>
+          <w:rFonts w:ascii="Times New Roman" w:hAnsi="Times New Roman" w:cs="Times New Roman"/>
+          <w:sz w:val="24"/>
+          <w:szCs w:val="24"/>
+        </w:rPr>
+        <w:t>.</w:t>
+      </w:r>
+      <w:r>
+        <w:rPr>
+          <w:rFonts w:ascii="Times New Roman" w:hAnsi="Times New Roman" w:cs="Times New Roman"/>
+          <w:sz w:val="24"/>
+          <w:szCs w:val="24"/>
+        </w:rPr>
+        <w:t xml:space="preserve"> </w:t>
       </w:r>
     </w:p>
     <w:p>
@@ -2683,7 +2923,7 @@
           <w:sz w:val="24"/>
           <w:szCs w:val="24"/>
         </w:rPr>
-        <w:t>First a goal must be phrased in terms of the cash outflows.</w:t>
+        <w:t>To define the cash outflows, a</w:t>
       </w:r>
       <w:r>
         <w:rPr>
@@ -2691,7 +2931,7 @@
           <w:sz w:val="24"/>
           <w:szCs w:val="24"/>
         </w:rPr>
-        <w:t xml:space="preserve"> The time period of interest and </w:t>
+        <w:t xml:space="preserve"> time period of interest and </w:t>
       </w:r>
       <w:r>
         <w:rPr>
@@ -2723,33 +2963,15 @@
           <w:sz w:val="24"/>
           <w:szCs w:val="24"/>
         </w:rPr>
-        <w:t xml:space="preserve">ual cash </w:t>
-      </w:r>
-      <w:proofErr w:type="gramStart"/>
+        <w:t>ual cash outflow</w:t>
+      </w:r>
       <w:r>
         <w:rPr>
           <w:rFonts w:ascii="Times New Roman" w:hAnsi="Times New Roman" w:cs="Times New Roman"/>
           <w:sz w:val="24"/>
           <w:szCs w:val="24"/>
         </w:rPr>
-        <w:t>outflow</w:t>
-      </w:r>
-      <w:r>
-        <w:rPr>
-          <w:rFonts w:ascii="Times New Roman" w:hAnsi="Times New Roman" w:cs="Times New Roman"/>
-          <w:sz w:val="24"/>
-          <w:szCs w:val="24"/>
-        </w:rPr>
-        <w:t xml:space="preserve"> .</w:t>
-      </w:r>
-      <w:proofErr w:type="gramEnd"/>
-      <w:r>
-        <w:rPr>
-          <w:rFonts w:ascii="Times New Roman" w:hAnsi="Times New Roman" w:cs="Times New Roman"/>
-          <w:sz w:val="24"/>
-          <w:szCs w:val="24"/>
-        </w:rPr>
-        <w:t xml:space="preserve"> To ease calculation, an initial outlay is assumed for the first interval, and an assumed rate of inflation yields the remaining cash outlays.</w:t>
+        <w:t>. To ease calculation, an initial outlay is assumed for the first interval, and an assumed rate of inflation yields the remaining cash outlays.</w:t>
       </w:r>
       <w:r>
         <w:rPr>
@@ -2810,7 +3032,7 @@
                     </pic:cNvPicPr>
                   </pic:nvPicPr>
                   <pic:blipFill>
-                    <a:blip r:embed="rId11">
+                    <a:blip r:embed="rId10">
                       <a:extLst>
                         <a:ext uri="{28A0092B-C50C-407E-A947-70E740481C1C}">
                           <a14:useLocalDpi xmlns:a14="http://schemas.microsoft.com/office/drawing/2010/main" val="0"/>
@@ -2861,7 +3083,16 @@
           <w:sz w:val="24"/>
           <w:szCs w:val="24"/>
         </w:rPr>
-        <w:t xml:space="preserve">Regardless of the method chosen, the cash outflows are subtracted from the portfolio value at each interval. If the portfolio value ever falls below zero, then the simulation is a failure. Otherwise, it is counted as a success. The probability of successful goal attainment is calculated as the number of successful trials divided by the total number of simulations. </w:t>
+        <w:t xml:space="preserve">Regardless of the method chosen, the cash outflows are subtracted from the portfolio value at each interval. If the portfolio value ever falls below zero, then the simulation is a failure. Otherwise, it is counted as a success. The probability of successful goal attainment is calculated </w:t>
+      </w:r>
+      <w:r>
+        <w:rPr>
+          <w:rFonts w:ascii="Times New Roman" w:hAnsi="Times New Roman" w:cs="Times New Roman"/>
+          <w:sz w:val="24"/>
+          <w:szCs w:val="24"/>
+        </w:rPr>
+        <w:lastRenderedPageBreak/>
+        <w:t xml:space="preserve">as the number of successful trials divided by the total number of simulations. </w:t>
       </w:r>
       <w:r>
         <w:rPr>
@@ -2906,7 +3137,6 @@
           <w:sz w:val="24"/>
           <w:szCs w:val="24"/>
         </w:rPr>
-        <w:lastRenderedPageBreak/>
         <w:drawing>
           <wp:inline distT="0" distB="0" distL="0" distR="0" wp14:anchorId="40BA30D9" wp14:editId="41F0D8C9">
             <wp:extent cx="4069241" cy="2743200"/>
@@ -2925,7 +3155,7 @@
                     </pic:cNvPicPr>
                   </pic:nvPicPr>
                   <pic:blipFill>
-                    <a:blip r:embed="rId12">
+                    <a:blip r:embed="rId11">
                       <a:extLst>
                         <a:ext uri="{28A0092B-C50C-407E-A947-70E740481C1C}">
                           <a14:useLocalDpi xmlns:a14="http://schemas.microsoft.com/office/drawing/2010/main" val="0"/>
@@ -3009,7 +3239,7 @@
           <w:sz w:val="24"/>
           <w:szCs w:val="24"/>
         </w:rPr>
-        <w:t>Estimating the Normal Distribution with Scenarios</w:t>
+        <w:t>Defining Scenarios</w:t>
       </w:r>
     </w:p>
     <w:p>
@@ -3077,25 +3307,7 @@
           <w:sz w:val="24"/>
           <w:szCs w:val="24"/>
         </w:rPr>
-        <w:t xml:space="preserve">These mappings are performed for the </w:t>
-      </w:r>
-      <w:proofErr w:type="gramStart"/>
-      <w:r>
-        <w:rPr>
-          <w:rFonts w:ascii="Times New Roman" w:eastAsiaTheme="minorEastAsia" w:hAnsi="Times New Roman" w:cs="Times New Roman"/>
-          <w:sz w:val="24"/>
-          <w:szCs w:val="24"/>
-        </w:rPr>
-        <w:t>Maximum</w:t>
-      </w:r>
-      <w:proofErr w:type="gramEnd"/>
-      <w:r>
-        <w:rPr>
-          <w:rFonts w:ascii="Times New Roman" w:eastAsiaTheme="minorEastAsia" w:hAnsi="Times New Roman" w:cs="Times New Roman"/>
-          <w:sz w:val="24"/>
-          <w:szCs w:val="24"/>
-        </w:rPr>
-        <w:t xml:space="preserve"> and Most Likely cases as well. Lastly, a narrative is constructed such as the following:</w:t>
+        <w:t>These mappings are performed for the Maximum and Most Likely cases as well. Lastly, a narrative is constructed such as the following:</w:t>
       </w:r>
     </w:p>
     <w:p>
@@ -3146,17 +3358,7 @@
           <w:szCs w:val="24"/>
           <w:highlight w:val="yellow"/>
         </w:rPr>
-        <w:t xml:space="preserve">Figure </w:t>
-      </w:r>
-      <w:proofErr w:type="gramStart"/>
-      <w:r>
-        <w:rPr>
-          <w:rFonts w:ascii="Times New Roman" w:eastAsiaTheme="minorEastAsia" w:hAnsi="Times New Roman" w:cs="Times New Roman"/>
-          <w:sz w:val="24"/>
-          <w:szCs w:val="24"/>
-          <w:highlight w:val="yellow"/>
-        </w:rPr>
-        <w:t>DDD</w:t>
+        <w:t>Figure DDD</w:t>
       </w:r>
       <w:r>
         <w:rPr>
@@ -3172,16 +3374,7 @@
           <w:sz w:val="24"/>
           <w:szCs w:val="24"/>
         </w:rPr>
-        <w:t>shows</w:t>
-      </w:r>
-      <w:proofErr w:type="gramEnd"/>
-      <w:r>
-        <w:rPr>
-          <w:rFonts w:ascii="Times New Roman" w:eastAsiaTheme="minorEastAsia" w:hAnsi="Times New Roman" w:cs="Times New Roman"/>
-          <w:sz w:val="24"/>
-          <w:szCs w:val="24"/>
-        </w:rPr>
-        <w:t xml:space="preserve"> a generic Probability Density Function with labels for each of the previously defined terms. </w:t>
+        <w:t xml:space="preserve">shows a generic Probability Density Function with labels for each of the previously defined terms. </w:t>
       </w:r>
     </w:p>
     <w:p>
@@ -3217,7 +3410,7 @@
                     </pic:cNvPicPr>
                   </pic:nvPicPr>
                   <pic:blipFill>
-                    <a:blip r:embed="rId13" cstate="print">
+                    <a:blip r:embed="rId12" cstate="print">
                       <a:extLst>
                         <a:ext uri="{28A0092B-C50C-407E-A947-70E740481C1C}">
                           <a14:useLocalDpi xmlns:a14="http://schemas.microsoft.com/office/drawing/2010/main" val="0"/>
@@ -3305,25 +3498,7 @@
           <w:sz w:val="24"/>
           <w:szCs w:val="24"/>
         </w:rPr>
-        <w:t xml:space="preserve">The choice of five scenarios (Minimum, Bad, Likely, Good, and Maximum) is heuristic but not entirely arbitrary. Descriptive statistics are commonly used to characterize the first four central moments (Mean, Standard Deviation, Skewness, and Kurtosis). Five scenarios </w:t>
-      </w:r>
-      <w:proofErr w:type="gramStart"/>
-      <w:r>
-        <w:rPr>
-          <w:rFonts w:ascii="Times New Roman" w:eastAsiaTheme="minorEastAsia" w:hAnsi="Times New Roman" w:cs="Times New Roman"/>
-          <w:sz w:val="24"/>
-          <w:szCs w:val="24"/>
-        </w:rPr>
-        <w:t>means</w:t>
-      </w:r>
-      <w:proofErr w:type="gramEnd"/>
-      <w:r>
-        <w:rPr>
-          <w:rFonts w:ascii="Times New Roman" w:eastAsiaTheme="minorEastAsia" w:hAnsi="Times New Roman" w:cs="Times New Roman"/>
-          <w:sz w:val="24"/>
-          <w:szCs w:val="24"/>
-        </w:rPr>
-        <w:t xml:space="preserve"> five parameters correspond to four equations for the central moments. Therefore, five is one more degree of freedom than is required to specify the first four moments.</w:t>
+        <w:t>The choice of five scenarios (Minimum, Bad, Likely, Good, and Maximum) is heuristic but not entirely arbitrary. Descriptive statistics are commonly used to characterize the first four central moments (Mean, Standard Deviation, Skewness, and Kurtosis). Five scenarios means five parameters correspond to four equations for the central moments. Therefore, five is one more degree of freedom than is required to specify the first four moments.</w:t>
       </w:r>
     </w:p>
     <w:p>
@@ -3418,7 +3593,7 @@
                     </pic:cNvPicPr>
                   </pic:nvPicPr>
                   <pic:blipFill>
-                    <a:blip r:embed="rId14">
+                    <a:blip r:embed="rId13">
                       <a:extLst>
                         <a:ext uri="{28A0092B-C50C-407E-A947-70E740481C1C}">
                           <a14:useLocalDpi xmlns:a14="http://schemas.microsoft.com/office/drawing/2010/main" val="0"/>
@@ -3946,25 +4121,7 @@
           <w:sz w:val="24"/>
           <w:szCs w:val="24"/>
         </w:rPr>
-        <w:t xml:space="preserve">The ability of the piecewise linear </w:t>
-      </w:r>
-      <w:proofErr w:type="gramStart"/>
-      <w:r>
-        <w:rPr>
-          <w:rFonts w:ascii="Times New Roman" w:eastAsiaTheme="minorEastAsia" w:hAnsi="Times New Roman" w:cs="Times New Roman"/>
-          <w:sz w:val="24"/>
-          <w:szCs w:val="24"/>
-        </w:rPr>
-        <w:t>estimate</w:t>
-      </w:r>
-      <w:proofErr w:type="gramEnd"/>
-      <w:r>
-        <w:rPr>
-          <w:rFonts w:ascii="Times New Roman" w:eastAsiaTheme="minorEastAsia" w:hAnsi="Times New Roman" w:cs="Times New Roman"/>
-          <w:sz w:val="24"/>
-          <w:szCs w:val="24"/>
-        </w:rPr>
-        <w:t xml:space="preserve"> to closely match other distributions both visually and statistically justifies its use in this context. However, it is not meant to be mathematically optimal, and better approaches may exist. This is left as a topic for further research. </w:t>
+        <w:t xml:space="preserve">The ability of the piecewise linear estimate to closely match other distributions both visually and statistically justifies its use in this context. However, it is not meant to be mathematically optimal, and better approaches may exist. This is left as a topic for further research. </w:t>
       </w:r>
     </w:p>
     <w:p>
@@ -4194,15 +4351,15 @@
       <w:pPr>
         <w:rPr>
           <w:rFonts w:ascii="Times New Roman" w:eastAsiaTheme="minorEastAsia" w:hAnsi="Times New Roman" w:cs="Times New Roman"/>
-          <w:i/>
-          <w:sz w:val="24"/>
-          <w:szCs w:val="24"/>
-        </w:rPr>
-      </w:pPr>
-      <w:r>
-        <w:rPr>
-          <w:rFonts w:ascii="Times New Roman" w:eastAsiaTheme="minorEastAsia" w:hAnsi="Times New Roman" w:cs="Times New Roman"/>
-          <w:i/>
+          <w:b/>
+          <w:sz w:val="24"/>
+          <w:szCs w:val="24"/>
+        </w:rPr>
+      </w:pPr>
+      <w:r>
+        <w:rPr>
+          <w:rFonts w:ascii="Times New Roman" w:eastAsiaTheme="minorEastAsia" w:hAnsi="Times New Roman" w:cs="Times New Roman"/>
+          <w:b/>
           <w:sz w:val="24"/>
           <w:szCs w:val="24"/>
         </w:rPr>
@@ -4427,7 +4584,7 @@
           <w:szCs w:val="24"/>
         </w:rPr>
         <w:drawing>
-          <wp:inline distT="0" distB="0" distL="0" distR="0" wp14:anchorId="74B2B6D4" wp14:editId="071CE758">
+          <wp:inline distT="0" distB="0" distL="0" distR="0" wp14:anchorId="546B501F" wp14:editId="33ED9865">
             <wp:extent cx="3846961" cy="2743200"/>
             <wp:effectExtent l="0" t="0" r="0" b="0"/>
             <wp:docPr id="5" name="Picture 5"/>
@@ -4444,7 +4601,7 @@
                     </pic:cNvPicPr>
                   </pic:nvPicPr>
                   <pic:blipFill>
-                    <a:blip r:embed="rId15" cstate="print">
+                    <a:blip r:embed="rId14" cstate="print">
                       <a:extLst>
                         <a:ext uri="{28A0092B-C50C-407E-A947-70E740481C1C}">
                           <a14:useLocalDpi xmlns:a14="http://schemas.microsoft.com/office/drawing/2010/main" val="0"/>
@@ -4481,24 +4638,74 @@
         </w:rPr>
         <w:br w:type="page"/>
       </w:r>
+      <w:r>
+        <w:rPr>
+          <w:rFonts w:ascii="Times New Roman" w:hAnsi="Times New Roman" w:cs="Times New Roman"/>
+          <w:b/>
+          <w:sz w:val="24"/>
+          <w:szCs w:val="24"/>
+        </w:rPr>
+        <w:lastRenderedPageBreak/>
+        <w:t>CONCLUSION</w:t>
+      </w:r>
     </w:p>
     <w:p>
       <w:pPr>
         <w:rPr>
           <w:rFonts w:ascii="Times New Roman" w:hAnsi="Times New Roman" w:cs="Times New Roman"/>
-          <w:b/>
-          <w:sz w:val="24"/>
-          <w:szCs w:val="24"/>
-        </w:rPr>
-      </w:pPr>
-      <w:r>
+          <w:sz w:val="24"/>
+          <w:szCs w:val="24"/>
+        </w:rPr>
+      </w:pPr>
+      <w:r>
+        <w:rPr>
+          <w:rFonts w:ascii="Times New Roman" w:hAnsi="Times New Roman" w:cs="Times New Roman"/>
+          <w:sz w:val="24"/>
+          <w:szCs w:val="24"/>
+        </w:rPr>
+        <w:t>This article demonstrated a simulation approach to modeling single investments and portfolios that can accommodate alternative assets and is intuitive, and transparent.</w:t>
+      </w:r>
+      <w:r>
+        <w:rPr>
+          <w:rFonts w:ascii="Times New Roman" w:hAnsi="Times New Roman" w:cs="Times New Roman"/>
+          <w:sz w:val="24"/>
+          <w:szCs w:val="24"/>
+        </w:rPr>
+        <w:t xml:space="preserve"> </w:t>
+      </w:r>
+      <w:r>
+        <w:rPr>
+          <w:rFonts w:ascii="Times New Roman" w:hAnsi="Times New Roman" w:cs="Times New Roman"/>
+          <w:sz w:val="24"/>
+          <w:szCs w:val="24"/>
+        </w:rPr>
+        <w:t xml:space="preserve"> </w:t>
+      </w:r>
+      <w:r>
+        <w:rPr>
+          <w:rFonts w:ascii="Times New Roman" w:hAnsi="Times New Roman" w:cs="Times New Roman"/>
+          <w:sz w:val="24"/>
+          <w:szCs w:val="24"/>
+        </w:rPr>
+        <w:t xml:space="preserve">It demonstrated that GBI risk captures more information about investments and investors than volatility using a weighted coin flip thought experiment. Then, it explored the general outline of the approach using a client narrative. Lastly, it delved into the details of the cash flow projections, scenario-based forecasts, and investment simulations. In the case of the forecasts, it illustrated how scenarios could approximate the normal distribution and how they could be derived from historical data. </w:t>
+      </w:r>
+    </w:p>
+    <w:p>
+      <w:pPr>
         <w:rPr>
           <w:rFonts w:ascii="Times New Roman" w:hAnsi="Times New Roman" w:cs="Times New Roman"/>
           <w:b/>
           <w:sz w:val="24"/>
           <w:szCs w:val="24"/>
         </w:rPr>
-        <w:lastRenderedPageBreak/>
+      </w:pPr>
+      <w:r>
+        <w:rPr>
+          <w:rFonts w:ascii="Times New Roman" w:hAnsi="Times New Roman" w:cs="Times New Roman"/>
+          <w:b/>
+          <w:sz w:val="24"/>
+          <w:szCs w:val="24"/>
+        </w:rPr>
         <w:br w:type="page"/>
       </w:r>
     </w:p>
@@ -4519,19 +4726,8 @@
           <w:szCs w:val="24"/>
         </w:rPr>
         <w:lastRenderedPageBreak/>
-        <w:t xml:space="preserve">Appendix A: Calculating the Moments for a Transformed Bernoulli </w:t>
-      </w:r>
-      <w:proofErr w:type="gramStart"/>
-      <w:r>
-        <w:rPr>
-          <w:rFonts w:ascii="Times New Roman" w:hAnsi="Times New Roman" w:cs="Times New Roman"/>
-          <w:b/>
-          <w:sz w:val="24"/>
-          <w:szCs w:val="24"/>
-        </w:rPr>
-        <w:t>Distribution</w:t>
-      </w:r>
-      <w:proofErr w:type="gramEnd"/>
+        <w:t>APPENDIX A: CALCULATING THE MOMENTS FOR A TRANSFORMED BERNOULLI DISTRIBUTION</w:t>
+      </w:r>
     </w:p>
     <w:p>
       <w:pPr>
@@ -4547,7 +4743,23 @@
           <w:sz w:val="24"/>
           <w:szCs w:val="24"/>
         </w:rPr>
-        <w:t xml:space="preserve">Since these types of coin flips are mathematically equivalent to a transformed Bernoulli Distribution, their Expectation and Variance are analytically calculated. Suppose </w:t>
+        <w:t xml:space="preserve">Since these types of coin flips are mathematically equivalent to a transformed Bernoulli Distribution, their Expectation and Variance </w:t>
+      </w:r>
+      <w:r>
+        <w:rPr>
+          <w:rFonts w:ascii="Times New Roman" w:hAnsi="Times New Roman" w:cs="Times New Roman"/>
+          <w:sz w:val="24"/>
+          <w:szCs w:val="24"/>
+        </w:rPr>
+        <w:t>can be calculated analytically</w:t>
+      </w:r>
+      <w:r>
+        <w:rPr>
+          <w:rFonts w:ascii="Times New Roman" w:hAnsi="Times New Roman" w:cs="Times New Roman"/>
+          <w:sz w:val="24"/>
+          <w:szCs w:val="24"/>
+        </w:rPr>
+        <w:t xml:space="preserve">. Suppose </w:t>
       </w:r>
       <m:oMath>
         <m:r>
@@ -4960,18 +5172,8 @@
           <w:sz w:val="24"/>
           <w:szCs w:val="24"/>
         </w:rPr>
-        <w:t xml:space="preserve"> such </w:t>
-      </w:r>
-      <w:proofErr w:type="gramStart"/>
-      <w:r>
-        <w:rPr>
-          <w:rFonts w:ascii="Times New Roman" w:eastAsiaTheme="minorEastAsia" w:hAnsi="Times New Roman" w:cs="Times New Roman"/>
-          <w:sz w:val="24"/>
-          <w:szCs w:val="24"/>
-        </w:rPr>
-        <w:t xml:space="preserve">that </w:t>
-      </w:r>
-      <w:proofErr w:type="gramEnd"/>
+        <w:t xml:space="preserve"> such that </w:t>
+      </w:r>
       <m:oMath>
         <m:r>
           <w:rPr>
@@ -5705,119 +5907,7 @@
           <w:sz w:val="24"/>
           <w:szCs w:val="24"/>
         </w:rPr>
-        <w:t xml:space="preserve">The scenarios above have different parameters </w:t>
-      </w:r>
-      <w:proofErr w:type="gramStart"/>
-      <w:r>
-        <w:rPr>
-          <w:rFonts w:ascii="Times New Roman" w:eastAsiaTheme="minorEastAsia" w:hAnsi="Times New Roman" w:cs="Times New Roman"/>
-          <w:sz w:val="24"/>
-          <w:szCs w:val="24"/>
-        </w:rPr>
-        <w:t xml:space="preserve">for </w:t>
-      </w:r>
-      <w:proofErr w:type="gramEnd"/>
-      <m:oMath>
-        <m:sSub>
-          <m:sSubPr>
-            <m:ctrlPr>
-              <w:rPr>
-                <w:rFonts w:ascii="Cambria Math" w:eastAsiaTheme="minorEastAsia" w:hAnsi="Cambria Math" w:cs="Times New Roman"/>
-                <w:i/>
-                <w:sz w:val="24"/>
-                <w:szCs w:val="24"/>
-              </w:rPr>
-            </m:ctrlPr>
-          </m:sSubPr>
-          <m:e>
-            <m:r>
-              <w:rPr>
-                <w:rFonts w:ascii="Cambria Math" w:eastAsiaTheme="minorEastAsia" w:hAnsi="Cambria Math" w:cs="Times New Roman"/>
-                <w:sz w:val="24"/>
-                <w:szCs w:val="24"/>
-              </w:rPr>
-              <m:t>c</m:t>
-            </m:r>
-          </m:e>
-          <m:sub>
-            <m:r>
-              <w:rPr>
-                <w:rFonts w:ascii="Cambria Math" w:eastAsiaTheme="minorEastAsia" w:hAnsi="Cambria Math" w:cs="Times New Roman"/>
-                <w:sz w:val="24"/>
-                <w:szCs w:val="24"/>
-              </w:rPr>
-              <m:t>1</m:t>
-            </m:r>
-          </m:sub>
-        </m:sSub>
-      </m:oMath>
-      <w:r>
-        <w:rPr>
-          <w:rFonts w:ascii="Times New Roman" w:eastAsiaTheme="minorEastAsia" w:hAnsi="Times New Roman" w:cs="Times New Roman"/>
-          <w:sz w:val="24"/>
-          <w:szCs w:val="24"/>
-        </w:rPr>
-        <w:t xml:space="preserve">, </w:t>
-      </w:r>
-      <m:oMath>
-        <m:sSub>
-          <m:sSubPr>
-            <m:ctrlPr>
-              <w:rPr>
-                <w:rFonts w:ascii="Cambria Math" w:eastAsiaTheme="minorEastAsia" w:hAnsi="Cambria Math" w:cs="Times New Roman"/>
-                <w:i/>
-                <w:sz w:val="24"/>
-                <w:szCs w:val="24"/>
-              </w:rPr>
-            </m:ctrlPr>
-          </m:sSubPr>
-          <m:e>
-            <m:r>
-              <w:rPr>
-                <w:rFonts w:ascii="Cambria Math" w:eastAsiaTheme="minorEastAsia" w:hAnsi="Cambria Math" w:cs="Times New Roman"/>
-                <w:sz w:val="24"/>
-                <w:szCs w:val="24"/>
-              </w:rPr>
-              <m:t>c</m:t>
-            </m:r>
-          </m:e>
-          <m:sub>
-            <m:r>
-              <w:rPr>
-                <w:rFonts w:ascii="Cambria Math" w:eastAsiaTheme="minorEastAsia" w:hAnsi="Cambria Math" w:cs="Times New Roman"/>
-                <w:sz w:val="24"/>
-                <w:szCs w:val="24"/>
-              </w:rPr>
-              <m:t>2</m:t>
-            </m:r>
-          </m:sub>
-        </m:sSub>
-      </m:oMath>
-      <w:r>
-        <w:rPr>
-          <w:rFonts w:ascii="Times New Roman" w:eastAsiaTheme="minorEastAsia" w:hAnsi="Times New Roman" w:cs="Times New Roman"/>
-          <w:sz w:val="24"/>
-          <w:szCs w:val="24"/>
-        </w:rPr>
-        <w:t xml:space="preserve">, and </w:t>
-      </w:r>
-      <m:oMath>
-        <m:r>
-          <w:rPr>
-            <w:rFonts w:ascii="Cambria Math" w:hAnsi="Cambria Math" w:cs="Times New Roman"/>
-            <w:sz w:val="24"/>
-            <w:szCs w:val="24"/>
-          </w:rPr>
-          <m:t>p</m:t>
-        </m:r>
-      </m:oMath>
-      <w:r>
-        <w:rPr>
-          <w:rFonts w:ascii="Times New Roman" w:eastAsiaTheme="minorEastAsia" w:hAnsi="Times New Roman" w:cs="Times New Roman"/>
-          <w:sz w:val="24"/>
-          <w:szCs w:val="24"/>
-        </w:rPr>
-        <w:t xml:space="preserve">. </w:t>
+        <w:t>There are two different scenarios:</w:t>
       </w:r>
     </w:p>
     <w:p>
@@ -6792,109 +6882,21 @@
           <w:sz w:val="24"/>
           <w:szCs w:val="24"/>
         </w:rPr>
-        <w:t xml:space="preserve">The skewness and excess kurtosis for a Bernoulli </w:t>
-      </w:r>
-      <w:proofErr w:type="gramStart"/>
+        <w:t xml:space="preserve">Thus, the Expected Value and Variance of both scenarios is the same. </w:t>
+      </w:r>
       <w:r>
         <w:rPr>
           <w:rFonts w:ascii="Times New Roman" w:hAnsi="Times New Roman" w:cs="Times New Roman"/>
           <w:sz w:val="24"/>
           <w:szCs w:val="24"/>
         </w:rPr>
-        <w:t>Distribution</w:t>
-      </w:r>
-      <w:proofErr w:type="gramEnd"/>
-      <w:r>
-        <w:rPr>
-          <w:rFonts w:ascii="Times New Roman" w:hAnsi="Times New Roman" w:cs="Times New Roman"/>
-          <w:sz w:val="24"/>
-          <w:szCs w:val="24"/>
-        </w:rPr>
-        <w:t xml:space="preserve"> are as follows:</w:t>
+        <w:t>The skewness and excess kurtosis for a Bernoulli Distribution are as follows:</w:t>
       </w:r>
     </w:p>
     <w:p>
       <w:pPr>
         <w:rPr>
           <w:rFonts w:ascii="Times New Roman" w:eastAsiaTheme="minorEastAsia" w:hAnsi="Times New Roman" w:cs="Times New Roman"/>
-          <w:sz w:val="24"/>
-          <w:szCs w:val="24"/>
-        </w:rPr>
-      </w:pPr>
-      <m:oMathPara>
-        <m:oMath>
-          <m:r>
-            <w:rPr>
-              <w:rFonts w:ascii="Cambria Math" w:hAnsi="Cambria Math" w:cs="Times New Roman"/>
-              <w:sz w:val="24"/>
-              <w:szCs w:val="24"/>
-            </w:rPr>
-            <m:t>Skewnes</m:t>
-          </m:r>
-          <m:r>
-            <w:rPr>
-              <w:rFonts w:ascii="Cambria Math" w:hAnsi="Cambria Math" w:cs="Times New Roman"/>
-              <w:sz w:val="24"/>
-              <w:szCs w:val="24"/>
-            </w:rPr>
-            <m:t>s=</m:t>
-          </m:r>
-          <m:f>
-            <m:fPr>
-              <m:ctrlPr>
-                <w:rPr>
-                  <w:rFonts w:ascii="Cambria Math" w:hAnsi="Cambria Math" w:cs="Times New Roman"/>
-                  <w:i/>
-                  <w:sz w:val="24"/>
-                  <w:szCs w:val="24"/>
-                </w:rPr>
-              </m:ctrlPr>
-            </m:fPr>
-            <m:num>
-              <m:r>
-                <w:rPr>
-                  <w:rFonts w:ascii="Cambria Math" w:hAnsi="Cambria Math" w:cs="Times New Roman"/>
-                  <w:sz w:val="24"/>
-                  <w:szCs w:val="24"/>
-                </w:rPr>
-                <m:t>1-2p</m:t>
-              </m:r>
-            </m:num>
-            <m:den>
-              <m:rad>
-                <m:radPr>
-                  <m:degHide m:val="1"/>
-                  <m:ctrlPr>
-                    <w:rPr>
-                      <w:rFonts w:ascii="Cambria Math" w:hAnsi="Cambria Math" w:cs="Times New Roman"/>
-                      <w:i/>
-                      <w:sz w:val="24"/>
-                      <w:szCs w:val="24"/>
-                    </w:rPr>
-                  </m:ctrlPr>
-                </m:radPr>
-                <m:deg/>
-                <m:e>
-                  <m:r>
-                    <w:rPr>
-                      <w:rFonts w:ascii="Cambria Math" w:hAnsi="Cambria Math" w:cs="Times New Roman"/>
-                      <w:sz w:val="24"/>
-                      <w:szCs w:val="24"/>
-                    </w:rPr>
-                    <m:t>p(1-p)</m:t>
-                  </m:r>
-                </m:e>
-              </m:rad>
-            </m:den>
-          </m:f>
-        </m:oMath>
-      </m:oMathPara>
-    </w:p>
-    <w:p>
-      <w:pPr>
-        <w:rPr>
-          <w:rFonts w:ascii="Times New Roman" w:hAnsi="Times New Roman" w:cs="Times New Roman"/>
-          <w:b/>
           <w:sz w:val="24"/>
           <w:szCs w:val="24"/>
         </w:rPr>
@@ -6908,6 +6910,76 @@
               <w:szCs w:val="24"/>
             </w:rPr>
             <w:lastRenderedPageBreak/>
+            <m:t>Skewness=</m:t>
+          </m:r>
+          <m:f>
+            <m:fPr>
+              <m:ctrlPr>
+                <w:rPr>
+                  <w:rFonts w:ascii="Cambria Math" w:hAnsi="Cambria Math" w:cs="Times New Roman"/>
+                  <w:i/>
+                  <w:sz w:val="24"/>
+                  <w:szCs w:val="24"/>
+                </w:rPr>
+              </m:ctrlPr>
+            </m:fPr>
+            <m:num>
+              <m:r>
+                <w:rPr>
+                  <w:rFonts w:ascii="Cambria Math" w:hAnsi="Cambria Math" w:cs="Times New Roman"/>
+                  <w:sz w:val="24"/>
+                  <w:szCs w:val="24"/>
+                </w:rPr>
+                <m:t>1-2p</m:t>
+              </m:r>
+            </m:num>
+            <m:den>
+              <m:rad>
+                <m:radPr>
+                  <m:degHide m:val="1"/>
+                  <m:ctrlPr>
+                    <w:rPr>
+                      <w:rFonts w:ascii="Cambria Math" w:hAnsi="Cambria Math" w:cs="Times New Roman"/>
+                      <w:i/>
+                      <w:sz w:val="24"/>
+                      <w:szCs w:val="24"/>
+                    </w:rPr>
+                  </m:ctrlPr>
+                </m:radPr>
+                <m:deg/>
+                <m:e>
+                  <m:r>
+                    <w:rPr>
+                      <w:rFonts w:ascii="Cambria Math" w:hAnsi="Cambria Math" w:cs="Times New Roman"/>
+                      <w:sz w:val="24"/>
+                      <w:szCs w:val="24"/>
+                    </w:rPr>
+                    <m:t>p(1-p)</m:t>
+                  </m:r>
+                </m:e>
+              </m:rad>
+            </m:den>
+          </m:f>
+        </m:oMath>
+      </m:oMathPara>
+    </w:p>
+    <w:p>
+      <w:pPr>
+        <w:rPr>
+          <w:rFonts w:ascii="Times New Roman" w:hAnsi="Times New Roman" w:cs="Times New Roman"/>
+          <w:b/>
+          <w:sz w:val="24"/>
+          <w:szCs w:val="24"/>
+        </w:rPr>
+      </w:pPr>
+      <m:oMathPara>
+        <m:oMath>
+          <m:r>
+            <w:rPr>
+              <w:rFonts w:ascii="Cambria Math" w:hAnsi="Cambria Math" w:cs="Times New Roman"/>
+              <w:sz w:val="24"/>
+              <w:szCs w:val="24"/>
+            </w:rPr>
             <m:t>Excess Kurtosis=</m:t>
           </m:r>
           <m:f>
@@ -7287,7 +7359,7 @@
           <w:sz w:val="24"/>
           <w:szCs w:val="24"/>
         </w:rPr>
-        <w:t>In summary, Scenario 1 has asymmetrical and leptokurtic payouts; whereas, Scenario 2 is symmetrical and platykurtic. Goal-based investing is able to differentiate between these scenarios and MPT is not.</w:t>
+        <w:t xml:space="preserve">In summary, Scenario 1 has asymmetrical and leptokurtic payouts; whereas, Scenario 2 is symmetrical and platykurtic. </w:t>
       </w:r>
     </w:p>
     <w:p>
@@ -7306,17 +7378,18 @@
           <w:sz w:val="24"/>
           <w:szCs w:val="24"/>
         </w:rPr>
-        <w:t xml:space="preserve">Appendix A: </w:t>
-      </w:r>
-      <w:r>
+        <w:br w:type="page"/>
+      </w:r>
+    </w:p>
+    <w:p>
+      <w:pPr>
         <w:rPr>
           <w:rFonts w:ascii="Times New Roman" w:hAnsi="Times New Roman" w:cs="Times New Roman"/>
           <w:b/>
           <w:sz w:val="24"/>
           <w:szCs w:val="24"/>
         </w:rPr>
-        <w:t>Estimating</w:t>
-      </w:r>
+      </w:pPr>
       <w:r>
         <w:rPr>
           <w:rFonts w:ascii="Times New Roman" w:hAnsi="Times New Roman" w:cs="Times New Roman"/>
@@ -7324,7 +7397,26 @@
           <w:sz w:val="24"/>
           <w:szCs w:val="24"/>
         </w:rPr>
-        <w:t xml:space="preserve"> the Probability of Achieving an Investment Goal</w:t>
+        <w:lastRenderedPageBreak/>
+        <w:t>APPENDI</w:t>
+      </w:r>
+      <w:r>
+        <w:rPr>
+          <w:rFonts w:ascii="Times New Roman" w:hAnsi="Times New Roman" w:cs="Times New Roman"/>
+          <w:b/>
+          <w:sz w:val="24"/>
+          <w:szCs w:val="24"/>
+        </w:rPr>
+        <w:t>X B</w:t>
+      </w:r>
+      <w:r>
+        <w:rPr>
+          <w:rFonts w:ascii="Times New Roman" w:hAnsi="Times New Roman" w:cs="Times New Roman"/>
+          <w:b/>
+          <w:sz w:val="24"/>
+          <w:szCs w:val="24"/>
+        </w:rPr>
+        <w:t>: ESTIMATING THE PROBABILITY OF ACHIEVING AN INVESTMENT GOAL</w:t>
       </w:r>
     </w:p>
     <w:p>
@@ -7643,25 +7735,7 @@
           <w:sz w:val="24"/>
           <w:szCs w:val="24"/>
         </w:rPr>
-        <w:t xml:space="preserve"> </w:t>
-      </w:r>
-      <w:proofErr w:type="gramStart"/>
-      <w:r>
-        <w:rPr>
-          <w:rFonts w:ascii="Times New Roman" w:eastAsiaTheme="minorEastAsia" w:hAnsi="Times New Roman" w:cs="Times New Roman"/>
-          <w:sz w:val="24"/>
-          <w:szCs w:val="24"/>
-        </w:rPr>
-        <w:t>denotes</w:t>
-      </w:r>
-      <w:proofErr w:type="gramEnd"/>
-      <w:r>
-        <w:rPr>
-          <w:rFonts w:ascii="Times New Roman" w:eastAsiaTheme="minorEastAsia" w:hAnsi="Times New Roman" w:cs="Times New Roman"/>
-          <w:sz w:val="24"/>
-          <w:szCs w:val="24"/>
-        </w:rPr>
-        <w:t xml:space="preserve"> a discrete cash outflow at any future time, </w:t>
+        <w:t xml:space="preserve"> denotes a discrete cash outflow at any future time, </w:t>
       </w:r>
       <m:oMath>
         <m:r>
@@ -8046,25 +8120,7 @@
           <w:sz w:val="24"/>
           <w:szCs w:val="24"/>
         </w:rPr>
-        <w:t xml:space="preserve"> </w:t>
-      </w:r>
-      <w:proofErr w:type="gramStart"/>
-      <w:r>
-        <w:rPr>
-          <w:rFonts w:ascii="Times New Roman" w:eastAsiaTheme="minorEastAsia" w:hAnsi="Times New Roman" w:cs="Times New Roman"/>
-          <w:sz w:val="24"/>
-          <w:szCs w:val="24"/>
-        </w:rPr>
-        <w:t>signifies</w:t>
-      </w:r>
-      <w:proofErr w:type="gramEnd"/>
-      <w:r>
-        <w:rPr>
-          <w:rFonts w:ascii="Times New Roman" w:eastAsiaTheme="minorEastAsia" w:hAnsi="Times New Roman" w:cs="Times New Roman"/>
-          <w:sz w:val="24"/>
-          <w:szCs w:val="24"/>
-        </w:rPr>
-        <w:t xml:space="preserve"> the probability of achieving a goal and </w:t>
+        <w:t xml:space="preserve"> signifies the probability of achieving a goal and </w:t>
       </w:r>
       <m:oMath>
         <m:sSub>
@@ -8165,25 +8221,7 @@
           <w:sz w:val="24"/>
           <w:szCs w:val="24"/>
         </w:rPr>
-        <w:t xml:space="preserve"> </w:t>
-      </w:r>
-      <w:proofErr w:type="gramStart"/>
-      <w:r>
-        <w:rPr>
-          <w:rFonts w:ascii="Times New Roman" w:eastAsiaTheme="minorEastAsia" w:hAnsi="Times New Roman" w:cs="Times New Roman"/>
-          <w:sz w:val="24"/>
-          <w:szCs w:val="24"/>
-        </w:rPr>
-        <w:t>is</w:t>
-      </w:r>
-      <w:proofErr w:type="gramEnd"/>
-      <w:r>
-        <w:rPr>
-          <w:rFonts w:ascii="Times New Roman" w:eastAsiaTheme="minorEastAsia" w:hAnsi="Times New Roman" w:cs="Times New Roman"/>
-          <w:sz w:val="24"/>
-          <w:szCs w:val="24"/>
-        </w:rPr>
-        <w:t xml:space="preserve"> stochastic; consequently, we simulate it via Monte Carlo and estimate  </w:t>
+        <w:t xml:space="preserve"> is stochastic; consequently, we simulate it via Monte Carlo and estimate  </w:t>
       </w:r>
       <m:oMath>
         <m:r>
@@ -8245,7 +8283,6 @@
               <w:sz w:val="24"/>
               <w:szCs w:val="24"/>
             </w:rPr>
-            <w:lastRenderedPageBreak/>
             <w:br/>
           </m:r>
         </m:oMath>
@@ -8635,25 +8672,7 @@
           <w:sz w:val="24"/>
           <w:szCs w:val="24"/>
         </w:rPr>
-        <w:t xml:space="preserve"> </w:t>
-      </w:r>
-      <w:proofErr w:type="gramStart"/>
-      <w:r>
-        <w:rPr>
-          <w:rFonts w:ascii="Times New Roman" w:eastAsiaTheme="minorEastAsia" w:hAnsi="Times New Roman" w:cs="Times New Roman"/>
-          <w:sz w:val="24"/>
-          <w:szCs w:val="24"/>
-        </w:rPr>
-        <w:t>indexes</w:t>
-      </w:r>
-      <w:proofErr w:type="gramEnd"/>
-      <w:r>
-        <w:rPr>
-          <w:rFonts w:ascii="Times New Roman" w:eastAsiaTheme="minorEastAsia" w:hAnsi="Times New Roman" w:cs="Times New Roman"/>
-          <w:sz w:val="24"/>
-          <w:szCs w:val="24"/>
-        </w:rPr>
-        <w:t xml:space="preserve"> the Monte Carlo trials and </w:t>
+        <w:t xml:space="preserve"> indexes the Monte Carlo trials and </w:t>
       </w:r>
       <m:oMath>
         <m:r>
@@ -8708,7 +8727,7 @@
           <w:szCs w:val="24"/>
         </w:rPr>
         <w:lastRenderedPageBreak/>
-        <w:t xml:space="preserve">Appendix B: </w:t>
+        <w:t xml:space="preserve">APPENDIX C: </w:t>
       </w:r>
       <w:r>
         <w:rPr>
@@ -8717,7 +8736,7 @@
           <w:sz w:val="24"/>
           <w:szCs w:val="24"/>
         </w:rPr>
-        <w:t>Forecasting Portfolio Outcomes Based on Scenarios</w:t>
+        <w:t>FORECASTING PORTFOLIO OUTCOMES BASED ON SCENARIOS</w:t>
       </w:r>
     </w:p>
     <w:p>
@@ -11097,18 +11116,8 @@
           <w:sz w:val="24"/>
           <w:szCs w:val="24"/>
         </w:rPr>
-        <w:t xml:space="preserve"> </w:t>
-      </w:r>
-      <w:proofErr w:type="gramStart"/>
-      <w:r>
-        <w:rPr>
-          <w:rFonts w:ascii="Times New Roman" w:eastAsiaTheme="minorEastAsia" w:hAnsi="Times New Roman" w:cs="Times New Roman"/>
-          <w:sz w:val="24"/>
-          <w:szCs w:val="24"/>
-        </w:rPr>
-        <w:t xml:space="preserve">and </w:t>
-      </w:r>
-      <w:proofErr w:type="gramEnd"/>
+        <w:t xml:space="preserve"> and </w:t>
+      </w:r>
       <m:oMath>
         <m:sSub>
           <m:sSubPr>
@@ -15076,7 +15085,15 @@
                       <w:sz w:val="24"/>
                       <w:szCs w:val="24"/>
                     </w:rPr>
-                    <m:t>good</m:t>
+                    <m:t>goo</m:t>
+                  </m:r>
+                  <m:r>
+                    <w:rPr>
+                      <w:rFonts w:ascii="Cambria Math" w:hAnsi="Cambria Math" w:cs="Times New Roman"/>
+                      <w:sz w:val="24"/>
+                      <w:szCs w:val="24"/>
+                    </w:rPr>
+                    <m:t>d</m:t>
                   </m:r>
                 </m:sub>
               </m:sSub>
@@ -15119,7 +15136,7 @@
           <w:szCs w:val="24"/>
         </w:rPr>
         <w:lastRenderedPageBreak/>
-        <w:t xml:space="preserve">Appendix C: </w:t>
+        <w:t xml:space="preserve">APPENDIX D: </w:t>
       </w:r>
       <w:r>
         <w:rPr>
@@ -15128,7 +15145,7 @@
           <w:sz w:val="24"/>
           <w:szCs w:val="24"/>
         </w:rPr>
-        <w:t>Calculating Moments of the Forecast</w:t>
+        <w:t>CALCULATING MOMENTS OF THE FORECAST</w:t>
       </w:r>
     </w:p>
     <w:p>
@@ -16977,7 +16994,7 @@
           <w:szCs w:val="24"/>
         </w:rPr>
         <w:lastRenderedPageBreak/>
-        <w:t>Appendix D: Bootstrapping the Base Forecast</w:t>
+        <w:t>APPENDIX E: BOOTSTRAPPING THE BASE FORECAST</w:t>
       </w:r>
     </w:p>
     <w:p>
@@ -17012,18 +17029,8 @@
           <w:sz w:val="24"/>
           <w:szCs w:val="24"/>
         </w:rPr>
-        <w:t xml:space="preserve"> historical returns daily returns</w:t>
-      </w:r>
-      <w:proofErr w:type="gramStart"/>
-      <w:r>
-        <w:rPr>
-          <w:rFonts w:ascii="Times New Roman" w:eastAsiaTheme="minorEastAsia" w:hAnsi="Times New Roman" w:cs="Times New Roman"/>
-          <w:sz w:val="24"/>
-          <w:szCs w:val="24"/>
-        </w:rPr>
-        <w:t xml:space="preserve">, </w:t>
-      </w:r>
-      <w:proofErr w:type="gramEnd"/>
+        <w:t xml:space="preserve"> historical returns daily returns, </w:t>
+      </w:r>
       <m:oMath>
         <m:r>
           <w:rPr>
@@ -17386,25 +17393,7 @@
           <w:sz w:val="24"/>
           <w:szCs w:val="24"/>
         </w:rPr>
-        <w:t xml:space="preserve"> </w:t>
-      </w:r>
-      <w:proofErr w:type="gramStart"/>
-      <w:r>
-        <w:rPr>
-          <w:rFonts w:ascii="Times New Roman" w:eastAsiaTheme="minorEastAsia" w:hAnsi="Times New Roman" w:cs="Times New Roman"/>
-          <w:sz w:val="24"/>
-          <w:szCs w:val="24"/>
-        </w:rPr>
-        <w:t>is</w:t>
-      </w:r>
-      <w:proofErr w:type="gramEnd"/>
-      <w:r>
-        <w:rPr>
-          <w:rFonts w:ascii="Times New Roman" w:eastAsiaTheme="minorEastAsia" w:hAnsi="Times New Roman" w:cs="Times New Roman"/>
-          <w:sz w:val="24"/>
-          <w:szCs w:val="24"/>
-        </w:rPr>
-        <w:t xml:space="preserve"> the estimated annual return based on bootstrapping, </w:t>
+        <w:t xml:space="preserve"> is the estimated annual return based on bootstrapping, </w:t>
       </w:r>
       <m:oMath>
         <m:r>
@@ -17493,18 +17482,8 @@
           <w:sz w:val="24"/>
           <w:szCs w:val="24"/>
         </w:rPr>
-        <w:t xml:space="preserve">If the above bootstrapping is repeated, then the result is a sequence of estimated annual </w:t>
-      </w:r>
-      <w:proofErr w:type="gramStart"/>
-      <w:r>
-        <w:rPr>
-          <w:rFonts w:ascii="Times New Roman" w:eastAsiaTheme="minorEastAsia" w:hAnsi="Times New Roman" w:cs="Times New Roman"/>
-          <w:sz w:val="24"/>
-          <w:szCs w:val="24"/>
-        </w:rPr>
-        <w:t xml:space="preserve">returns </w:t>
-      </w:r>
-      <w:proofErr w:type="gramEnd"/>
+        <w:t xml:space="preserve">If the above bootstrapping is repeated, then the result is a sequence of estimated annual returns </w:t>
+      </w:r>
       <m:oMath>
         <m:acc>
           <m:accPr>
@@ -17749,18 +17728,8 @@
           <w:sz w:val="24"/>
           <w:szCs w:val="24"/>
         </w:rPr>
-        <w:t xml:space="preserve">Descriptive statistics such as the central moments and percentiles can be obtained using standard estimators and formulas. For example, the Minimum annual return for the base forecast is simply the minimum observed value </w:t>
-      </w:r>
-      <w:proofErr w:type="gramStart"/>
-      <w:r>
-        <w:rPr>
-          <w:rFonts w:ascii="Times New Roman" w:eastAsiaTheme="minorEastAsia" w:hAnsi="Times New Roman" w:cs="Times New Roman"/>
-          <w:sz w:val="24"/>
-          <w:szCs w:val="24"/>
-        </w:rPr>
-        <w:t xml:space="preserve">of </w:t>
-      </w:r>
-      <w:proofErr w:type="gramEnd"/>
+        <w:t xml:space="preserve">Descriptive statistics such as the central moments and percentiles can be obtained using standard estimators and formulas. For example, the Minimum annual return for the base forecast is simply the minimum observed value of </w:t>
+      </w:r>
       <m:oMath>
         <m:acc>
           <m:accPr>
@@ -17830,7 +17799,7 @@
           <w:szCs w:val="24"/>
         </w:rPr>
         <w:lastRenderedPageBreak/>
-        <w:t>Appendix E</w:t>
+        <w:t xml:space="preserve">APPENDIX F: </w:t>
       </w:r>
       <w:r>
         <w:rPr>
@@ -17839,16 +17808,7 @@
           <w:sz w:val="24"/>
           <w:szCs w:val="24"/>
         </w:rPr>
-        <w:t xml:space="preserve">: </w:t>
-      </w:r>
-      <w:r>
-        <w:rPr>
-          <w:rFonts w:ascii="Times New Roman" w:eastAsiaTheme="minorEastAsia" w:hAnsi="Times New Roman" w:cs="Times New Roman"/>
-          <w:b/>
-          <w:sz w:val="24"/>
-          <w:szCs w:val="24"/>
-        </w:rPr>
-        <w:t>Simulating Investment Performance based on the Forecasts</w:t>
+        <w:t>SIMULATING INVESTMENT PERFORMANCE BASED ON THE FORECASTS</w:t>
       </w:r>
     </w:p>
     <w:p>
@@ -19721,7 +19681,7 @@
                   <w:sz w:val="24"/>
                   <w:szCs w:val="24"/>
                 </w:rPr>
-                <m:t>l</m:t>
+                <m:t>lef</m:t>
               </m:r>
               <m:r>
                 <w:rPr>
@@ -19729,7 +19689,7 @@
                   <w:sz w:val="24"/>
                   <w:szCs w:val="24"/>
                 </w:rPr>
-                <m:t>eft_tail</m:t>
+                <m:t>t_tail</m:t>
               </m:r>
             </m:sub>
           </m:sSub>
@@ -21631,19 +21591,8 @@
           <w:sz w:val="24"/>
           <w:szCs w:val="24"/>
         </w:rPr>
-        <w:lastRenderedPageBreak/>
-        <w:t xml:space="preserve">Consequently, for any randomly </w:t>
-      </w:r>
-      <w:proofErr w:type="gramStart"/>
-      <w:r>
-        <w:rPr>
-          <w:rFonts w:ascii="Times New Roman" w:eastAsiaTheme="minorEastAsia" w:hAnsi="Times New Roman" w:cs="Times New Roman"/>
-          <w:sz w:val="24"/>
-          <w:szCs w:val="24"/>
-        </w:rPr>
-        <w:t xml:space="preserve">generated </w:t>
-      </w:r>
-      <w:proofErr w:type="gramEnd"/>
+        <w:t xml:space="preserve">Consequently, for any randomly generated </w:t>
+      </w:r>
       <m:oMath>
         <m:sSub>
           <m:sSubPr>
@@ -23911,27 +23860,7 @@
           <w:szCs w:val="24"/>
           <w:highlight w:val="yellow"/>
         </w:rPr>
-        <w:t xml:space="preserve">Brier, G. W., (1950) Verification of Forecasts Expressed in Terms of Probability. Mon. </w:t>
-      </w:r>
-      <w:proofErr w:type="spellStart"/>
-      <w:r>
-        <w:rPr>
-          <w:rFonts w:ascii="Times New Roman" w:eastAsiaTheme="minorEastAsia" w:hAnsi="Times New Roman" w:cs="Times New Roman"/>
-          <w:sz w:val="24"/>
-          <w:szCs w:val="24"/>
-          <w:highlight w:val="yellow"/>
-        </w:rPr>
-        <w:t>Wea</w:t>
-      </w:r>
-      <w:proofErr w:type="spellEnd"/>
-      <w:r>
-        <w:rPr>
-          <w:rFonts w:ascii="Times New Roman" w:eastAsiaTheme="minorEastAsia" w:hAnsi="Times New Roman" w:cs="Times New Roman"/>
-          <w:sz w:val="24"/>
-          <w:szCs w:val="24"/>
-          <w:highlight w:val="yellow"/>
-        </w:rPr>
-        <w:t>. Rev. (78), 1-3.</w:t>
+        <w:t>Brier, G. W., (1950) Verification of Forecasts Expressed in Terms of Probability. Mon. Wea. Rev. (78), 1-3.</w:t>
       </w:r>
     </w:p>
     <w:p>
@@ -23950,47 +23879,7 @@
           <w:szCs w:val="24"/>
           <w:highlight w:val="yellow"/>
         </w:rPr>
-        <w:t xml:space="preserve">L. P Brunel, Jean. (2003). Revisiting the Asset Allocation Challenge </w:t>
-      </w:r>
-      <w:proofErr w:type="gramStart"/>
-      <w:r>
-        <w:rPr>
-          <w:rFonts w:ascii="Times New Roman" w:eastAsiaTheme="minorEastAsia" w:hAnsi="Times New Roman" w:cs="Times New Roman"/>
-          <w:sz w:val="24"/>
-          <w:szCs w:val="24"/>
-          <w:highlight w:val="yellow"/>
-        </w:rPr>
-        <w:t>Through</w:t>
-      </w:r>
-      <w:proofErr w:type="gramEnd"/>
-      <w:r>
-        <w:rPr>
-          <w:rFonts w:ascii="Times New Roman" w:eastAsiaTheme="minorEastAsia" w:hAnsi="Times New Roman" w:cs="Times New Roman"/>
-          <w:sz w:val="24"/>
-          <w:szCs w:val="24"/>
-          <w:highlight w:val="yellow"/>
-        </w:rPr>
-        <w:t xml:space="preserve"> a Behavioral Finance Lens. </w:t>
-      </w:r>
-      <w:proofErr w:type="gramStart"/>
-      <w:r>
-        <w:rPr>
-          <w:rFonts w:ascii="Times New Roman" w:eastAsiaTheme="minorEastAsia" w:hAnsi="Times New Roman" w:cs="Times New Roman"/>
-          <w:sz w:val="24"/>
-          <w:szCs w:val="24"/>
-          <w:highlight w:val="yellow"/>
-        </w:rPr>
-        <w:t>The Journal of Wealth Management.</w:t>
-      </w:r>
-      <w:proofErr w:type="gramEnd"/>
-      <w:r>
-        <w:rPr>
-          <w:rFonts w:ascii="Times New Roman" w:eastAsiaTheme="minorEastAsia" w:hAnsi="Times New Roman" w:cs="Times New Roman"/>
-          <w:sz w:val="24"/>
-          <w:szCs w:val="24"/>
-          <w:highlight w:val="yellow"/>
-        </w:rPr>
-        <w:t xml:space="preserve"> 6. 10-20. 10.3905/jwm.2003.320479.</w:t>
+        <w:t>L. P Brunel, Jean. (2003). Revisiting the Asset Allocation Challenge Through a Behavioral Finance Lens. The Journal of Wealth Management. 6. 10-20. 10.3905/jwm.2003.320479.</w:t>
       </w:r>
     </w:p>
     <w:p>
@@ -24009,19 +23898,8 @@
           <w:szCs w:val="24"/>
           <w:highlight w:val="yellow"/>
         </w:rPr>
-        <w:t>Brunel, Jean L. P</w:t>
-      </w:r>
-      <w:proofErr w:type="gramStart"/>
-      <w:r>
-        <w:rPr>
-          <w:rFonts w:ascii="Times New Roman" w:eastAsiaTheme="minorEastAsia" w:hAnsi="Times New Roman" w:cs="Times New Roman"/>
-          <w:sz w:val="24"/>
-          <w:szCs w:val="24"/>
-          <w:highlight w:val="yellow"/>
-        </w:rPr>
-        <w:t>.(</w:t>
-      </w:r>
-      <w:proofErr w:type="gramEnd"/>
+        <w:t>Brunel, Jean L. P.(</w:t>
+      </w:r>
       <w:r>
         <w:rPr>
           <w:rFonts w:ascii="Times New Roman" w:eastAsiaTheme="minorEastAsia" w:hAnsi="Times New Roman" w:cs="Times New Roman"/>
@@ -24056,67 +23934,7 @@
           <w:szCs w:val="24"/>
           <w:highlight w:val="yellow"/>
         </w:rPr>
-        <w:t xml:space="preserve">L. P Brunel, Jean. (2006). How </w:t>
-      </w:r>
-      <w:proofErr w:type="spellStart"/>
-      <w:r>
-        <w:rPr>
-          <w:rFonts w:ascii="Times New Roman" w:eastAsiaTheme="minorEastAsia" w:hAnsi="Times New Roman" w:cs="Times New Roman"/>
-          <w:sz w:val="24"/>
-          <w:szCs w:val="24"/>
-          <w:highlight w:val="yellow"/>
-        </w:rPr>
-        <w:t>SubOptimal</w:t>
-      </w:r>
-      <w:proofErr w:type="spellEnd"/>
-      <w:r>
-        <w:rPr>
-          <w:rFonts w:ascii="Times New Roman" w:eastAsiaTheme="minorEastAsia" w:hAnsi="Times New Roman" w:cs="Times New Roman"/>
-          <w:sz w:val="24"/>
-          <w:szCs w:val="24"/>
-          <w:highlight w:val="yellow"/>
-        </w:rPr>
-        <w:t>—If at All—Is Goal-Based Asset Allocation</w:t>
-      </w:r>
-      <w:proofErr w:type="gramStart"/>
-      <w:r>
-        <w:rPr>
-          <w:rFonts w:ascii="Times New Roman" w:eastAsiaTheme="minorEastAsia" w:hAnsi="Times New Roman" w:cs="Times New Roman"/>
-          <w:sz w:val="24"/>
-          <w:szCs w:val="24"/>
-          <w:highlight w:val="yellow"/>
-        </w:rPr>
-        <w:t>?.</w:t>
-      </w:r>
-      <w:proofErr w:type="gramEnd"/>
-      <w:r>
-        <w:rPr>
-          <w:rFonts w:ascii="Times New Roman" w:eastAsiaTheme="minorEastAsia" w:hAnsi="Times New Roman" w:cs="Times New Roman"/>
-          <w:sz w:val="24"/>
-          <w:szCs w:val="24"/>
-          <w:highlight w:val="yellow"/>
-        </w:rPr>
-        <w:t xml:space="preserve"> </w:t>
-      </w:r>
-      <w:proofErr w:type="gramStart"/>
-      <w:r>
-        <w:rPr>
-          <w:rFonts w:ascii="Times New Roman" w:eastAsiaTheme="minorEastAsia" w:hAnsi="Times New Roman" w:cs="Times New Roman"/>
-          <w:sz w:val="24"/>
-          <w:szCs w:val="24"/>
-          <w:highlight w:val="yellow"/>
-        </w:rPr>
-        <w:t>The Journal of Wealth Management.</w:t>
-      </w:r>
-      <w:proofErr w:type="gramEnd"/>
-      <w:r>
-        <w:rPr>
-          <w:rFonts w:ascii="Times New Roman" w:eastAsiaTheme="minorEastAsia" w:hAnsi="Times New Roman" w:cs="Times New Roman"/>
-          <w:sz w:val="24"/>
-          <w:szCs w:val="24"/>
-          <w:highlight w:val="yellow"/>
-        </w:rPr>
-        <w:t xml:space="preserve"> 9. 19-34. 10.3905/jwm.2006.644216.</w:t>
+        <w:t>L. P Brunel, Jean. (2006). How SubOptimal—If at All—Is Goal-Based Asset Allocation?. The Journal of Wealth Management. 9. 19-34. 10.3905/jwm.2006.644216.</w:t>
       </w:r>
     </w:p>
     <w:p>
@@ -24152,59 +23970,8 @@
           <w:szCs w:val="24"/>
           <w:highlight w:val="yellow"/>
         </w:rPr>
-        <w:t xml:space="preserve">B. Chhabra, </w:t>
-      </w:r>
-      <w:proofErr w:type="spellStart"/>
-      <w:r>
-        <w:rPr>
-          <w:rFonts w:ascii="Times New Roman" w:eastAsiaTheme="minorEastAsia" w:hAnsi="Times New Roman" w:cs="Times New Roman"/>
-          <w:sz w:val="24"/>
-          <w:szCs w:val="24"/>
-          <w:highlight w:val="yellow"/>
-        </w:rPr>
-        <w:t>Ashvin</w:t>
-      </w:r>
-      <w:proofErr w:type="spellEnd"/>
-      <w:r>
-        <w:rPr>
-          <w:rFonts w:ascii="Times New Roman" w:eastAsiaTheme="minorEastAsia" w:hAnsi="Times New Roman" w:cs="Times New Roman"/>
-          <w:sz w:val="24"/>
-          <w:szCs w:val="24"/>
-          <w:highlight w:val="yellow"/>
-        </w:rPr>
-        <w:t xml:space="preserve">. (2005). Beyond Markowitz: A Comprehensive Wealth Allocation Framework for Individual Investors. </w:t>
-      </w:r>
-      <w:proofErr w:type="gramStart"/>
-      <w:r>
-        <w:rPr>
-          <w:rFonts w:ascii="Times New Roman" w:eastAsiaTheme="minorEastAsia" w:hAnsi="Times New Roman" w:cs="Times New Roman"/>
-          <w:sz w:val="24"/>
-          <w:szCs w:val="24"/>
-          <w:highlight w:val="yellow"/>
-        </w:rPr>
-        <w:t>Journal of Wealth Management.</w:t>
-      </w:r>
-      <w:proofErr w:type="gramEnd"/>
-      <w:r>
-        <w:rPr>
-          <w:rFonts w:ascii="Times New Roman" w:eastAsiaTheme="minorEastAsia" w:hAnsi="Times New Roman" w:cs="Times New Roman"/>
-          <w:sz w:val="24"/>
-          <w:szCs w:val="24"/>
-          <w:highlight w:val="yellow"/>
-        </w:rPr>
-        <w:t xml:space="preserve"> </w:t>
-      </w:r>
-      <w:proofErr w:type="gramStart"/>
-      <w:r>
-        <w:rPr>
-          <w:rFonts w:ascii="Times New Roman" w:eastAsiaTheme="minorEastAsia" w:hAnsi="Times New Roman" w:cs="Times New Roman"/>
-          <w:sz w:val="24"/>
-          <w:szCs w:val="24"/>
-          <w:highlight w:val="yellow"/>
-        </w:rPr>
-        <w:t>7. 10.3905/jwm.2005.470606.</w:t>
-      </w:r>
-      <w:proofErr w:type="gramEnd"/>
+        <w:t>B. Chhabra, Ashvin. (2005). Beyond Markowitz: A Comprehensive Wealth Allocation Framework for Individual Investors. Journal of Wealth Management. 7. 10.3905/jwm.2005.470606.</w:t>
+      </w:r>
     </w:p>
     <w:p>
       <w:pPr>
@@ -24215,7 +23982,6 @@
           <w:highlight w:val="yellow"/>
         </w:rPr>
       </w:pPr>
-      <w:proofErr w:type="gramStart"/>
       <w:r>
         <w:rPr>
           <w:rFonts w:ascii="Times New Roman" w:eastAsiaTheme="minorEastAsia" w:hAnsi="Times New Roman" w:cs="Times New Roman"/>
@@ -24223,97 +23989,7 @@
           <w:szCs w:val="24"/>
           <w:highlight w:val="yellow"/>
         </w:rPr>
-        <w:t xml:space="preserve">Das, </w:t>
-      </w:r>
-      <w:proofErr w:type="spellStart"/>
-      <w:r>
-        <w:rPr>
-          <w:rFonts w:ascii="Times New Roman" w:eastAsiaTheme="minorEastAsia" w:hAnsi="Times New Roman" w:cs="Times New Roman"/>
-          <w:sz w:val="24"/>
-          <w:szCs w:val="24"/>
-          <w:highlight w:val="yellow"/>
-        </w:rPr>
-        <w:t>Sanjiv</w:t>
-      </w:r>
-      <w:proofErr w:type="spellEnd"/>
-      <w:r>
-        <w:rPr>
-          <w:rFonts w:ascii="Times New Roman" w:eastAsiaTheme="minorEastAsia" w:hAnsi="Times New Roman" w:cs="Times New Roman"/>
-          <w:sz w:val="24"/>
-          <w:szCs w:val="24"/>
-          <w:highlight w:val="yellow"/>
-        </w:rPr>
-        <w:t xml:space="preserve">, Harry Markowitz, Jonathan </w:t>
-      </w:r>
-      <w:proofErr w:type="spellStart"/>
-      <w:r>
-        <w:rPr>
-          <w:rFonts w:ascii="Times New Roman" w:eastAsiaTheme="minorEastAsia" w:hAnsi="Times New Roman" w:cs="Times New Roman"/>
-          <w:sz w:val="24"/>
-          <w:szCs w:val="24"/>
-          <w:highlight w:val="yellow"/>
-        </w:rPr>
-        <w:t>Scheid</w:t>
-      </w:r>
-      <w:proofErr w:type="spellEnd"/>
-      <w:r>
-        <w:rPr>
-          <w:rFonts w:ascii="Times New Roman" w:eastAsiaTheme="minorEastAsia" w:hAnsi="Times New Roman" w:cs="Times New Roman"/>
-          <w:sz w:val="24"/>
-          <w:szCs w:val="24"/>
-          <w:highlight w:val="yellow"/>
-        </w:rPr>
-        <w:t xml:space="preserve">, and Meir </w:t>
-      </w:r>
-      <w:proofErr w:type="spellStart"/>
-      <w:r>
-        <w:rPr>
-          <w:rFonts w:ascii="Times New Roman" w:eastAsiaTheme="minorEastAsia" w:hAnsi="Times New Roman" w:cs="Times New Roman"/>
-          <w:sz w:val="24"/>
-          <w:szCs w:val="24"/>
-          <w:highlight w:val="yellow"/>
-        </w:rPr>
-        <w:t>Statman</w:t>
-      </w:r>
-      <w:proofErr w:type="spellEnd"/>
-      <w:r>
-        <w:rPr>
-          <w:rFonts w:ascii="Times New Roman" w:eastAsiaTheme="minorEastAsia" w:hAnsi="Times New Roman" w:cs="Times New Roman"/>
-          <w:sz w:val="24"/>
-          <w:szCs w:val="24"/>
-          <w:highlight w:val="yellow"/>
-        </w:rPr>
-        <w:t>.</w:t>
-      </w:r>
-      <w:proofErr w:type="gramEnd"/>
-      <w:r>
-        <w:rPr>
-          <w:rFonts w:ascii="Times New Roman" w:eastAsiaTheme="minorEastAsia" w:hAnsi="Times New Roman" w:cs="Times New Roman"/>
-          <w:sz w:val="24"/>
-          <w:szCs w:val="24"/>
-          <w:highlight w:val="yellow"/>
-        </w:rPr>
-        <w:t xml:space="preserve"> </w:t>
-      </w:r>
-      <w:proofErr w:type="gramStart"/>
-      <w:r>
-        <w:rPr>
-          <w:rFonts w:ascii="Times New Roman" w:eastAsiaTheme="minorEastAsia" w:hAnsi="Times New Roman" w:cs="Times New Roman"/>
-          <w:sz w:val="24"/>
-          <w:szCs w:val="24"/>
-          <w:highlight w:val="yellow"/>
-        </w:rPr>
-        <w:t>"Portfolio Optimization with Mental Accounts."</w:t>
-      </w:r>
-      <w:proofErr w:type="gramEnd"/>
-      <w:r>
-        <w:rPr>
-          <w:rFonts w:ascii="Times New Roman" w:eastAsiaTheme="minorEastAsia" w:hAnsi="Times New Roman" w:cs="Times New Roman"/>
-          <w:sz w:val="24"/>
-          <w:szCs w:val="24"/>
-          <w:highlight w:val="yellow"/>
-        </w:rPr>
-        <w:t xml:space="preserve"> The Journal of Financial and Quantitative Analysis 45, no. 2 (2010): 311-34. http://www.jstor.org/stable/27801487.</w:t>
+        <w:t>Das, Sanjiv, Harry Markowitz, Jonathan Scheid, and Meir Statman. "Portfolio Optimization with Mental Accounts." The Journal of Financial and Quantitative Analysis 45, no. 2 (2010): 311-34. http://www.jstor.org/stable/27801487.</w:t>
       </w:r>
     </w:p>
     <w:p>
@@ -24324,7 +24000,6 @@
           <w:szCs w:val="24"/>
         </w:rPr>
       </w:pPr>
-      <w:proofErr w:type="gramStart"/>
       <w:r>
         <w:rPr>
           <w:rFonts w:ascii="Times New Roman" w:eastAsiaTheme="minorEastAsia" w:hAnsi="Times New Roman" w:cs="Times New Roman"/>
@@ -24332,97 +24007,7 @@
           <w:szCs w:val="24"/>
           <w:highlight w:val="yellow"/>
         </w:rPr>
-        <w:t xml:space="preserve">Das, </w:t>
-      </w:r>
-      <w:proofErr w:type="spellStart"/>
-      <w:r>
-        <w:rPr>
-          <w:rFonts w:ascii="Times New Roman" w:eastAsiaTheme="minorEastAsia" w:hAnsi="Times New Roman" w:cs="Times New Roman"/>
-          <w:sz w:val="24"/>
-          <w:szCs w:val="24"/>
-          <w:highlight w:val="yellow"/>
-        </w:rPr>
-        <w:t>Sanjiv</w:t>
-      </w:r>
-      <w:proofErr w:type="spellEnd"/>
-      <w:r>
-        <w:rPr>
-          <w:rFonts w:ascii="Times New Roman" w:eastAsiaTheme="minorEastAsia" w:hAnsi="Times New Roman" w:cs="Times New Roman"/>
-          <w:sz w:val="24"/>
-          <w:szCs w:val="24"/>
-          <w:highlight w:val="yellow"/>
-        </w:rPr>
-        <w:t xml:space="preserve"> &amp; Markowitz, Harry &amp; </w:t>
-      </w:r>
-      <w:proofErr w:type="spellStart"/>
-      <w:r>
-        <w:rPr>
-          <w:rFonts w:ascii="Times New Roman" w:eastAsiaTheme="minorEastAsia" w:hAnsi="Times New Roman" w:cs="Times New Roman"/>
-          <w:sz w:val="24"/>
-          <w:szCs w:val="24"/>
-          <w:highlight w:val="yellow"/>
-        </w:rPr>
-        <w:t>Scheid</w:t>
-      </w:r>
-      <w:proofErr w:type="spellEnd"/>
-      <w:r>
-        <w:rPr>
-          <w:rFonts w:ascii="Times New Roman" w:eastAsiaTheme="minorEastAsia" w:hAnsi="Times New Roman" w:cs="Times New Roman"/>
-          <w:sz w:val="24"/>
-          <w:szCs w:val="24"/>
-          <w:highlight w:val="yellow"/>
-        </w:rPr>
-        <w:t xml:space="preserve">, Jonathan &amp; </w:t>
-      </w:r>
-      <w:proofErr w:type="spellStart"/>
-      <w:r>
-        <w:rPr>
-          <w:rFonts w:ascii="Times New Roman" w:eastAsiaTheme="minorEastAsia" w:hAnsi="Times New Roman" w:cs="Times New Roman"/>
-          <w:sz w:val="24"/>
-          <w:szCs w:val="24"/>
-          <w:highlight w:val="yellow"/>
-        </w:rPr>
-        <w:t>Statman</w:t>
-      </w:r>
-      <w:proofErr w:type="spellEnd"/>
-      <w:r>
-        <w:rPr>
-          <w:rFonts w:ascii="Times New Roman" w:eastAsiaTheme="minorEastAsia" w:hAnsi="Times New Roman" w:cs="Times New Roman"/>
-          <w:sz w:val="24"/>
-          <w:szCs w:val="24"/>
-          <w:highlight w:val="yellow"/>
-        </w:rPr>
-        <w:t>, Meir.</w:t>
-      </w:r>
-      <w:proofErr w:type="gramEnd"/>
-      <w:r>
-        <w:rPr>
-          <w:rFonts w:ascii="Times New Roman" w:eastAsiaTheme="minorEastAsia" w:hAnsi="Times New Roman" w:cs="Times New Roman"/>
-          <w:sz w:val="24"/>
-          <w:szCs w:val="24"/>
-          <w:highlight w:val="yellow"/>
-        </w:rPr>
-        <w:t xml:space="preserve"> (2011). Portfolios for Investors Who Want to Reach Their Goals While Staying on the Mean–Variance Efficient Frontier. </w:t>
-      </w:r>
-      <w:proofErr w:type="gramStart"/>
-      <w:r>
-        <w:rPr>
-          <w:rFonts w:ascii="Times New Roman" w:eastAsiaTheme="minorEastAsia" w:hAnsi="Times New Roman" w:cs="Times New Roman"/>
-          <w:sz w:val="24"/>
-          <w:szCs w:val="24"/>
-          <w:highlight w:val="yellow"/>
-        </w:rPr>
-        <w:t>The Journal of Wealth Management.</w:t>
-      </w:r>
-      <w:proofErr w:type="gramEnd"/>
-      <w:r>
-        <w:rPr>
-          <w:rFonts w:ascii="Times New Roman" w:eastAsiaTheme="minorEastAsia" w:hAnsi="Times New Roman" w:cs="Times New Roman"/>
-          <w:sz w:val="24"/>
-          <w:szCs w:val="24"/>
-          <w:highlight w:val="yellow"/>
-        </w:rPr>
-        <w:t xml:space="preserve"> 14. 25-31. 10.3905/jwm.2011.14.2.025.</w:t>
+        <w:t>Das, Sanjiv &amp; Markowitz, Harry &amp; Scheid, Jonathan &amp; Statman, Meir. (2011). Portfolios for Investors Who Want to Reach Their Goals While Staying on the Mean–Variance Efficient Frontier. The Journal of Wealth Management. 14. 25-31. 10.3905/jwm.2011.14.2.025.</w:t>
       </w:r>
     </w:p>
     <w:p>
@@ -24440,55 +24025,7 @@
           <w:szCs w:val="24"/>
           <w:highlight w:val="yellow"/>
         </w:rPr>
-        <w:t xml:space="preserve">Engle, Robert F. "Autoregressive Conditional Heteroscedasticity with Estimates of the Variance of United Kingdom Inflation." </w:t>
-      </w:r>
-      <w:proofErr w:type="spellStart"/>
-      <w:r>
-        <w:rPr>
-          <w:rFonts w:ascii="Times New Roman" w:eastAsiaTheme="minorEastAsia" w:hAnsi="Times New Roman" w:cs="Times New Roman"/>
-          <w:sz w:val="24"/>
-          <w:szCs w:val="24"/>
-          <w:highlight w:val="yellow"/>
-        </w:rPr>
-        <w:t>Econometrica</w:t>
-      </w:r>
-      <w:proofErr w:type="spellEnd"/>
-      <w:r>
-        <w:rPr>
-          <w:rFonts w:ascii="Times New Roman" w:eastAsiaTheme="minorEastAsia" w:hAnsi="Times New Roman" w:cs="Times New Roman"/>
-          <w:sz w:val="24"/>
-          <w:szCs w:val="24"/>
-          <w:highlight w:val="yellow"/>
-        </w:rPr>
-        <w:t xml:space="preserve"> 50, no. 4 (1982): 987-1007. </w:t>
-      </w:r>
-      <w:proofErr w:type="gramStart"/>
-      <w:r>
-        <w:rPr>
-          <w:rFonts w:ascii="Times New Roman" w:eastAsiaTheme="minorEastAsia" w:hAnsi="Times New Roman" w:cs="Times New Roman"/>
-          <w:sz w:val="24"/>
-          <w:szCs w:val="24"/>
-          <w:highlight w:val="yellow"/>
-        </w:rPr>
-        <w:t>doi:</w:t>
-      </w:r>
-      <w:proofErr w:type="gramEnd"/>
-      <w:r>
-        <w:rPr>
-          <w:rFonts w:ascii="Times New Roman" w:eastAsiaTheme="minorEastAsia" w:hAnsi="Times New Roman" w:cs="Times New Roman"/>
-          <w:sz w:val="24"/>
-          <w:szCs w:val="24"/>
-          <w:highlight w:val="yellow"/>
-        </w:rPr>
-        <w:t>10.2307/1912773</w:t>
-      </w:r>
-      <w:r>
-        <w:rPr>
-          <w:rFonts w:ascii="Times New Roman" w:eastAsiaTheme="minorEastAsia" w:hAnsi="Times New Roman" w:cs="Times New Roman"/>
-          <w:sz w:val="24"/>
-          <w:szCs w:val="24"/>
-        </w:rPr>
-        <w:t>.</w:t>
+        <w:t>Nevins, Daniel. (2004). Goals-Based Investing: Integrating Traditional and Behavioral Finance. The Journal of Wealth Management. 6. 8-23. 10.3905/jwm.2004.391053.</w:t>
       </w:r>
     </w:p>
     <w:p>
@@ -24506,27 +24043,7 @@
           <w:szCs w:val="24"/>
           <w:highlight w:val="yellow"/>
         </w:rPr>
-        <w:t xml:space="preserve">Nevins, Daniel. (2004). Goals-Based Investing: Integrating Traditional and Behavioral Finance. </w:t>
-      </w:r>
-      <w:proofErr w:type="gramStart"/>
-      <w:r>
-        <w:rPr>
-          <w:rFonts w:ascii="Times New Roman" w:eastAsiaTheme="minorEastAsia" w:hAnsi="Times New Roman" w:cs="Times New Roman"/>
-          <w:sz w:val="24"/>
-          <w:szCs w:val="24"/>
-          <w:highlight w:val="yellow"/>
-        </w:rPr>
-        <w:t>The Journal of Wealth Management.</w:t>
-      </w:r>
-      <w:proofErr w:type="gramEnd"/>
-      <w:r>
-        <w:rPr>
-          <w:rFonts w:ascii="Times New Roman" w:eastAsiaTheme="minorEastAsia" w:hAnsi="Times New Roman" w:cs="Times New Roman"/>
-          <w:sz w:val="24"/>
-          <w:szCs w:val="24"/>
-          <w:highlight w:val="yellow"/>
-        </w:rPr>
-        <w:t xml:space="preserve"> 6. 8-23. 10.3905/jwm.2004.391053.</w:t>
+        <w:t>M. POMPIAN, MICHAEL &amp; M. LONGO, JOHN. (2004). A New Paradigm for Practical Application of Behavioral Finance: Creating Investment Programs Based on Personality Type and Gender to Produce Better Investment Outcomes. The Journal of Wealth Management. 7. 9-15. 10.3905/jwm.2004.434561.</w:t>
       </w:r>
     </w:p>
     <w:p>
@@ -24535,18 +24052,9 @@
           <w:rFonts w:ascii="Times New Roman" w:eastAsiaTheme="minorEastAsia" w:hAnsi="Times New Roman" w:cs="Times New Roman"/>
           <w:sz w:val="24"/>
           <w:szCs w:val="24"/>
-        </w:rPr>
-      </w:pPr>
-      <w:r>
-        <w:rPr>
-          <w:rFonts w:ascii="Times New Roman" w:eastAsiaTheme="minorEastAsia" w:hAnsi="Times New Roman" w:cs="Times New Roman"/>
-          <w:sz w:val="24"/>
-          <w:szCs w:val="24"/>
           <w:highlight w:val="yellow"/>
         </w:rPr>
-        <w:t xml:space="preserve">M. POMPIAN, MICHAEL &amp; M. LONGO, JOHN. (2004). A New Paradigm for Practical Application of Behavioral Finance: Creating Investment Programs Based on Personality Type and Gender to Produce Better Investment Outcomes. </w:t>
-      </w:r>
-      <w:proofErr w:type="gramStart"/>
+      </w:pPr>
       <w:r>
         <w:rPr>
           <w:rFonts w:ascii="Times New Roman" w:eastAsiaTheme="minorEastAsia" w:hAnsi="Times New Roman" w:cs="Times New Roman"/>
@@ -24554,17 +24062,7 @@
           <w:szCs w:val="24"/>
           <w:highlight w:val="yellow"/>
         </w:rPr>
-        <w:t>The Journal of Wealth Management.</w:t>
-      </w:r>
-      <w:proofErr w:type="gramEnd"/>
-      <w:r>
-        <w:rPr>
-          <w:rFonts w:ascii="Times New Roman" w:eastAsiaTheme="minorEastAsia" w:hAnsi="Times New Roman" w:cs="Times New Roman"/>
-          <w:sz w:val="24"/>
-          <w:szCs w:val="24"/>
-          <w:highlight w:val="yellow"/>
-        </w:rPr>
-        <w:t xml:space="preserve"> 7. 9-15. 10.3905/jwm.2004.434561.</w:t>
+        <w:t>Sironi, Paolo. Modern Portfolio Management: From Markowitz to Probabilistic Scenario Optimisation. Risk books, 2015.</w:t>
       </w:r>
     </w:p>
     <w:p>
@@ -24573,49 +24071,17 @@
           <w:rFonts w:ascii="Times New Roman" w:eastAsiaTheme="minorEastAsia" w:hAnsi="Times New Roman" w:cs="Times New Roman"/>
           <w:sz w:val="24"/>
           <w:szCs w:val="24"/>
+        </w:rPr>
+      </w:pPr>
+      <w:r>
+        <w:rPr>
+          <w:rFonts w:ascii="Times New Roman" w:eastAsiaTheme="minorEastAsia" w:hAnsi="Times New Roman" w:cs="Times New Roman"/>
+          <w:sz w:val="24"/>
+          <w:szCs w:val="24"/>
           <w:highlight w:val="yellow"/>
         </w:rPr>
-      </w:pPr>
-      <w:r>
-        <w:rPr>
-          <w:rFonts w:ascii="Times New Roman" w:eastAsiaTheme="minorEastAsia" w:hAnsi="Times New Roman" w:cs="Times New Roman"/>
-          <w:sz w:val="24"/>
-          <w:szCs w:val="24"/>
-          <w:highlight w:val="yellow"/>
-        </w:rPr>
-        <w:t xml:space="preserve">Sironi, Paolo. Modern Portfolio Management: From Markowitz to Probabilistic Scenario </w:t>
-      </w:r>
-      <w:proofErr w:type="spellStart"/>
-      <w:r>
-        <w:rPr>
-          <w:rFonts w:ascii="Times New Roman" w:eastAsiaTheme="minorEastAsia" w:hAnsi="Times New Roman" w:cs="Times New Roman"/>
-          <w:sz w:val="24"/>
-          <w:szCs w:val="24"/>
-          <w:highlight w:val="yellow"/>
-        </w:rPr>
-        <w:t>Optimisation</w:t>
-      </w:r>
-      <w:proofErr w:type="spellEnd"/>
-      <w:r>
-        <w:rPr>
-          <w:rFonts w:ascii="Times New Roman" w:eastAsiaTheme="minorEastAsia" w:hAnsi="Times New Roman" w:cs="Times New Roman"/>
-          <w:sz w:val="24"/>
-          <w:szCs w:val="24"/>
-          <w:highlight w:val="yellow"/>
-        </w:rPr>
-        <w:t xml:space="preserve">. </w:t>
-      </w:r>
-      <w:proofErr w:type="gramStart"/>
-      <w:r>
-        <w:rPr>
-          <w:rFonts w:ascii="Times New Roman" w:eastAsiaTheme="minorEastAsia" w:hAnsi="Times New Roman" w:cs="Times New Roman"/>
-          <w:sz w:val="24"/>
-          <w:szCs w:val="24"/>
-          <w:highlight w:val="yellow"/>
-        </w:rPr>
-        <w:t>Risk books, 2015.</w:t>
-      </w:r>
-      <w:proofErr w:type="gramEnd"/>
+        <w:t>Shefrin, Hersh &amp; Statman, Meir. (2000). Behavioral Portfolio Theory. Journal of Financial and Quantitative Analysis. 35. 127-151. 10.2307/2676187.</w:t>
+      </w:r>
     </w:p>
     <w:p>
       <w:pPr>
@@ -24625,8 +24091,6 @@
           <w:szCs w:val="24"/>
         </w:rPr>
       </w:pPr>
-      <w:proofErr w:type="spellStart"/>
-      <w:proofErr w:type="gramStart"/>
       <w:r>
         <w:rPr>
           <w:rFonts w:ascii="Times New Roman" w:eastAsiaTheme="minorEastAsia" w:hAnsi="Times New Roman" w:cs="Times New Roman"/>
@@ -24635,119 +24099,8 @@
           <w:highlight w:val="yellow"/>
         </w:rPr>
         <w:lastRenderedPageBreak/>
-        <w:t>Shefrin</w:t>
-      </w:r>
-      <w:proofErr w:type="spellEnd"/>
-      <w:r>
-        <w:rPr>
-          <w:rFonts w:ascii="Times New Roman" w:eastAsiaTheme="minorEastAsia" w:hAnsi="Times New Roman" w:cs="Times New Roman"/>
-          <w:sz w:val="24"/>
-          <w:szCs w:val="24"/>
-          <w:highlight w:val="yellow"/>
-        </w:rPr>
-        <w:t xml:space="preserve">, </w:t>
-      </w:r>
-      <w:proofErr w:type="spellStart"/>
-      <w:r>
-        <w:rPr>
-          <w:rFonts w:ascii="Times New Roman" w:eastAsiaTheme="minorEastAsia" w:hAnsi="Times New Roman" w:cs="Times New Roman"/>
-          <w:sz w:val="24"/>
-          <w:szCs w:val="24"/>
-          <w:highlight w:val="yellow"/>
-        </w:rPr>
-        <w:t>Hersh</w:t>
-      </w:r>
-      <w:proofErr w:type="spellEnd"/>
-      <w:r>
-        <w:rPr>
-          <w:rFonts w:ascii="Times New Roman" w:eastAsiaTheme="minorEastAsia" w:hAnsi="Times New Roman" w:cs="Times New Roman"/>
-          <w:sz w:val="24"/>
-          <w:szCs w:val="24"/>
-          <w:highlight w:val="yellow"/>
-        </w:rPr>
-        <w:t xml:space="preserve"> &amp; </w:t>
-      </w:r>
-      <w:proofErr w:type="spellStart"/>
-      <w:r>
-        <w:rPr>
-          <w:rFonts w:ascii="Times New Roman" w:eastAsiaTheme="minorEastAsia" w:hAnsi="Times New Roman" w:cs="Times New Roman"/>
-          <w:sz w:val="24"/>
-          <w:szCs w:val="24"/>
-          <w:highlight w:val="yellow"/>
-        </w:rPr>
-        <w:t>Statman</w:t>
-      </w:r>
-      <w:proofErr w:type="spellEnd"/>
-      <w:r>
-        <w:rPr>
-          <w:rFonts w:ascii="Times New Roman" w:eastAsiaTheme="minorEastAsia" w:hAnsi="Times New Roman" w:cs="Times New Roman"/>
-          <w:sz w:val="24"/>
-          <w:szCs w:val="24"/>
-          <w:highlight w:val="yellow"/>
-        </w:rPr>
-        <w:t>, Meir.</w:t>
-      </w:r>
-      <w:proofErr w:type="gramEnd"/>
-      <w:r>
-        <w:rPr>
-          <w:rFonts w:ascii="Times New Roman" w:eastAsiaTheme="minorEastAsia" w:hAnsi="Times New Roman" w:cs="Times New Roman"/>
-          <w:sz w:val="24"/>
-          <w:szCs w:val="24"/>
-          <w:highlight w:val="yellow"/>
-        </w:rPr>
-        <w:t xml:space="preserve"> </w:t>
-      </w:r>
-      <w:proofErr w:type="gramStart"/>
-      <w:r>
-        <w:rPr>
-          <w:rFonts w:ascii="Times New Roman" w:eastAsiaTheme="minorEastAsia" w:hAnsi="Times New Roman" w:cs="Times New Roman"/>
-          <w:sz w:val="24"/>
-          <w:szCs w:val="24"/>
-          <w:highlight w:val="yellow"/>
-        </w:rPr>
-        <w:t>(2000). Behavioral Portfolio Theory.</w:t>
-      </w:r>
-      <w:proofErr w:type="gramEnd"/>
-      <w:r>
-        <w:rPr>
-          <w:rFonts w:ascii="Times New Roman" w:eastAsiaTheme="minorEastAsia" w:hAnsi="Times New Roman" w:cs="Times New Roman"/>
-          <w:sz w:val="24"/>
-          <w:szCs w:val="24"/>
-          <w:highlight w:val="yellow"/>
-        </w:rPr>
-        <w:t xml:space="preserve"> </w:t>
-      </w:r>
-      <w:proofErr w:type="gramStart"/>
-      <w:r>
-        <w:rPr>
-          <w:rFonts w:ascii="Times New Roman" w:eastAsiaTheme="minorEastAsia" w:hAnsi="Times New Roman" w:cs="Times New Roman"/>
-          <w:sz w:val="24"/>
-          <w:szCs w:val="24"/>
-          <w:highlight w:val="yellow"/>
-        </w:rPr>
-        <w:t>Journal of Financial and Quantitative Analysis.</w:t>
-      </w:r>
-      <w:proofErr w:type="gramEnd"/>
-      <w:r>
-        <w:rPr>
-          <w:rFonts w:ascii="Times New Roman" w:eastAsiaTheme="minorEastAsia" w:hAnsi="Times New Roman" w:cs="Times New Roman"/>
-          <w:sz w:val="24"/>
-          <w:szCs w:val="24"/>
-          <w:highlight w:val="yellow"/>
-        </w:rPr>
-        <w:t xml:space="preserve"> 35. 127-151. </w:t>
-      </w:r>
-      <w:proofErr w:type="gramStart"/>
-      <w:r>
-        <w:rPr>
-          <w:rFonts w:ascii="Times New Roman" w:eastAsiaTheme="minorEastAsia" w:hAnsi="Times New Roman" w:cs="Times New Roman"/>
-          <w:sz w:val="24"/>
-          <w:szCs w:val="24"/>
-          <w:highlight w:val="yellow"/>
-        </w:rPr>
-        <w:t>10.2307/2676187.</w:t>
-      </w:r>
-      <w:proofErr w:type="gramEnd"/>
+        <w:t>Shenoy, C. and P. P. Shenoy (2000), "Bayesian Network Models of Portfolio Risk and Return," in Y. S. Abu-Mostafa, B. LeBaron, A W. Lo, and A. S. Weigand (eds.), Computational Finance 1999, pp. 87--106, The MIT Press, Cambridge, MA.</w:t>
+      </w:r>
     </w:p>
     <w:p>
       <w:pPr>
@@ -24764,96 +24117,7 @@
           <w:szCs w:val="24"/>
           <w:highlight w:val="yellow"/>
         </w:rPr>
-        <w:t xml:space="preserve">Shenoy, C. and P. P. Shenoy (2000), "Bayesian Network Models of Portfolio Risk and Return," in Y. S. Abu-Mostafa, B. </w:t>
-      </w:r>
-      <w:proofErr w:type="spellStart"/>
-      <w:r>
-        <w:rPr>
-          <w:rFonts w:ascii="Times New Roman" w:eastAsiaTheme="minorEastAsia" w:hAnsi="Times New Roman" w:cs="Times New Roman"/>
-          <w:sz w:val="24"/>
-          <w:szCs w:val="24"/>
-          <w:highlight w:val="yellow"/>
-        </w:rPr>
-        <w:t>LeBaron</w:t>
-      </w:r>
-      <w:proofErr w:type="spellEnd"/>
-      <w:r>
-        <w:rPr>
-          <w:rFonts w:ascii="Times New Roman" w:eastAsiaTheme="minorEastAsia" w:hAnsi="Times New Roman" w:cs="Times New Roman"/>
-          <w:sz w:val="24"/>
-          <w:szCs w:val="24"/>
-          <w:highlight w:val="yellow"/>
-        </w:rPr>
-        <w:t xml:space="preserve">, A W. Lo, and A. S. </w:t>
-      </w:r>
-      <w:proofErr w:type="spellStart"/>
-      <w:r>
-        <w:rPr>
-          <w:rFonts w:ascii="Times New Roman" w:eastAsiaTheme="minorEastAsia" w:hAnsi="Times New Roman" w:cs="Times New Roman"/>
-          <w:sz w:val="24"/>
-          <w:szCs w:val="24"/>
-          <w:highlight w:val="yellow"/>
-        </w:rPr>
-        <w:t>Weigand</w:t>
-      </w:r>
-      <w:proofErr w:type="spellEnd"/>
-      <w:r>
-        <w:rPr>
-          <w:rFonts w:ascii="Times New Roman" w:eastAsiaTheme="minorEastAsia" w:hAnsi="Times New Roman" w:cs="Times New Roman"/>
-          <w:sz w:val="24"/>
-          <w:szCs w:val="24"/>
-          <w:highlight w:val="yellow"/>
-        </w:rPr>
-        <w:t xml:space="preserve"> (eds.), Computational Finance 1999, pp. 87--106, The MIT Press, Cambridge, MA.</w:t>
-      </w:r>
-    </w:p>
-    <w:p>
-      <w:pPr>
-        <w:rPr>
-          <w:rFonts w:ascii="Times New Roman" w:eastAsiaTheme="minorEastAsia" w:hAnsi="Times New Roman" w:cs="Times New Roman"/>
-          <w:sz w:val="24"/>
-          <w:szCs w:val="24"/>
-        </w:rPr>
-      </w:pPr>
-      <w:proofErr w:type="gramStart"/>
-      <w:r>
-        <w:rPr>
-          <w:rFonts w:ascii="Times New Roman" w:eastAsiaTheme="minorEastAsia" w:hAnsi="Times New Roman" w:cs="Times New Roman"/>
-          <w:sz w:val="24"/>
-          <w:szCs w:val="24"/>
-          <w:highlight w:val="yellow"/>
-        </w:rPr>
-        <w:t xml:space="preserve">Philip E. </w:t>
-      </w:r>
-      <w:proofErr w:type="spellStart"/>
-      <w:r>
-        <w:rPr>
-          <w:rFonts w:ascii="Times New Roman" w:eastAsiaTheme="minorEastAsia" w:hAnsi="Times New Roman" w:cs="Times New Roman"/>
-          <w:sz w:val="24"/>
-          <w:szCs w:val="24"/>
-          <w:highlight w:val="yellow"/>
-        </w:rPr>
-        <w:t>Tetlock</w:t>
-      </w:r>
-      <w:proofErr w:type="spellEnd"/>
-      <w:r>
-        <w:rPr>
-          <w:rFonts w:ascii="Times New Roman" w:eastAsiaTheme="minorEastAsia" w:hAnsi="Times New Roman" w:cs="Times New Roman"/>
-          <w:sz w:val="24"/>
-          <w:szCs w:val="24"/>
-          <w:highlight w:val="yellow"/>
-        </w:rPr>
-        <w:t xml:space="preserve"> and Dan Gardner.</w:t>
-      </w:r>
-      <w:proofErr w:type="gramEnd"/>
-      <w:r>
-        <w:rPr>
-          <w:rFonts w:ascii="Times New Roman" w:eastAsiaTheme="minorEastAsia" w:hAnsi="Times New Roman" w:cs="Times New Roman"/>
-          <w:sz w:val="24"/>
-          <w:szCs w:val="24"/>
-          <w:highlight w:val="yellow"/>
-        </w:rPr>
-        <w:t xml:space="preserve"> 2015. Superforecasting: The Art and Science of Prediction. Crown Publishing Group, New York, NY, USA.</w:t>
+        <w:t>Philip E. Tetlock and Dan Gardner. 2015. Superforecasting: The Art and Science of Prediction. Crown Publishing Group, New York, NY, USA.</w:t>
       </w:r>
     </w:p>
     <w:sectPr>
@@ -24864,29 +24128,6 @@
     </w:sectPr>
   </w:body>
 </w:document>
-</file>
-
-<file path=word/comments.xml><?xml version="1.0" encoding="utf-8"?>
-<w:comments xmlns:wpc="http://schemas.microsoft.com/office/word/2010/wordprocessingCanvas" xmlns:mc="http://schemas.openxmlformats.org/markup-compatibility/2006" xmlns:o="urn:schemas-microsoft-com:office:office" xmlns:r="http://schemas.openxmlformats.org/officeDocument/2006/relationships" xmlns:m="http://schemas.openxmlformats.org/officeDocument/2006/math" xmlns:v="urn:schemas-microsoft-com:vml" xmlns:wp14="http://schemas.microsoft.com/office/word/2010/wordprocessingDrawing" xmlns:wp="http://schemas.openxmlformats.org/drawingml/2006/wordprocessingDrawing" xmlns:w10="urn:schemas-microsoft-com:office:word" xmlns:w="http://schemas.openxmlformats.org/wordprocessingml/2006/main" xmlns:w14="http://schemas.microsoft.com/office/word/2010/wordml" xmlns:wpg="http://schemas.microsoft.com/office/word/2010/wordprocessingGroup" xmlns:wpi="http://schemas.microsoft.com/office/word/2010/wordprocessingInk" xmlns:wne="http://schemas.microsoft.com/office/word/2006/wordml" xmlns:wps="http://schemas.microsoft.com/office/word/2010/wordprocessingShape" mc:Ignorable="w14 wp14">
-  <w:comment w:id="1" w:author="Popper" w:date="2019-07-22T10:50:00Z" w:initials="P">
-    <w:p>
-      <w:pPr>
-        <w:pStyle w:val="CommentText"/>
-      </w:pPr>
-      <w:r>
-        <w:rPr>
-          <w:rStyle w:val="CommentReference"/>
-        </w:rPr>
-        <w:annotationRef/>
-      </w:r>
-      <w:proofErr w:type="gramStart"/>
-      <w:r>
-        <w:t>replace</w:t>
-      </w:r>
-      <w:proofErr w:type="gramEnd"/>
-    </w:p>
-  </w:comment>
-</w:comments>
 </file>
 
 <file path=word/numbering.xml><?xml version="1.0" encoding="utf-8"?>
@@ -27183,7 +26424,7 @@
 </file>
 
 <file path=customXml/itemProps1.xml><?xml version="1.0" encoding="utf-8"?>
-<ds:datastoreItem xmlns:ds="http://schemas.openxmlformats.org/officeDocument/2006/customXml" ds:itemID="{52E929C5-B1CD-458F-A001-ADD45222D8D6}">
+<ds:datastoreItem xmlns:ds="http://schemas.openxmlformats.org/officeDocument/2006/customXml" ds:itemID="{55F0A8F4-93A3-446A-A87D-BB94883340D5}">
   <ds:schemaRefs>
     <ds:schemaRef ds:uri="http://schemas.openxmlformats.org/officeDocument/2006/bibliography"/>
   </ds:schemaRefs>
